--- a/tests/output/laporan-demo.docx
+++ b/tests/output/laporan-demo.docx
@@ -122,6 +122,7 @@
       </w:tblGrid>
       <w:tr>
         <w:trPr>
+          <w:cantSplit/>
           <w:tblHeader/>
         </w:trPr>
         <w:tc>
@@ -131,12 +132,15 @@
           </w:tcPr>
           <w:p>
             <w:pPr>
+              <w:keepNext/>
               <w:spacing w:after="0"/>
             </w:pPr>
             <w:r>
               <w:rPr>
                 <w:b/>
                 <w:bCs/>
+                <w:sz w:val="19"/>
+                <w:szCs w:val="19"/>
               </w:rPr>
               <w:t xml:space="preserve">Keterangan</w:t>
             </w:r>
@@ -149,12 +153,15 @@
           </w:tcPr>
           <w:p>
             <w:pPr>
+              <w:keepNext/>
               <w:spacing w:after="0"/>
             </w:pPr>
             <w:r>
               <w:rPr>
                 <w:b/>
                 <w:bCs/>
+                <w:sz w:val="19"/>
+                <w:szCs w:val="19"/>
               </w:rPr>
               <w:t xml:space="preserve">Nilai</w:t>
             </w:r>
@@ -174,6 +181,10 @@
               <w:spacing w:after="0"/>
             </w:pPr>
             <w:r>
+              <w:rPr>
+                <w:sz w:val="19"/>
+                <w:szCs w:val="19"/>
+              </w:rPr>
               <w:t xml:space="preserve">Mata ujian</w:t>
             </w:r>
           </w:p>
@@ -187,6 +198,10 @@
               <w:spacing w:after="0"/>
             </w:pPr>
             <w:r>
+              <w:rPr>
+                <w:sz w:val="19"/>
+                <w:szCs w:val="19"/>
+              </w:rPr>
               <w:t xml:space="preserve">DEMO — Manajemen Stratejik (soal contoh) (pack versi 1.0.0)</w:t>
             </w:r>
           </w:p>
@@ -205,6 +220,10 @@
               <w:spacing w:after="0"/>
             </w:pPr>
             <w:r>
+              <w:rPr>
+                <w:sz w:val="19"/>
+                <w:szCs w:val="19"/>
+              </w:rPr>
               <w:t xml:space="preserve">Paket</w:t>
             </w:r>
           </w:p>
@@ -218,6 +237,10 @@
               <w:spacing w:after="0"/>
             </w:pPr>
             <w:r>
+              <w:rPr>
+                <w:sz w:val="19"/>
+                <w:szCs w:val="19"/>
+              </w:rPr>
               <w:t xml:space="preserve">Training 1 (Demo) (T1)</w:t>
             </w:r>
           </w:p>
@@ -236,6 +259,10 @@
               <w:spacing w:after="0"/>
             </w:pPr>
             <w:r>
+              <w:rPr>
+                <w:sz w:val="19"/>
+                <w:szCs w:val="19"/>
+              </w:rPr>
               <w:t xml:space="preserve">Mode</w:t>
             </w:r>
           </w:p>
@@ -249,6 +276,10 @@
               <w:spacing w:after="0"/>
             </w:pPr>
             <w:r>
+              <w:rPr>
+                <w:sz w:val="19"/>
+                <w:szCs w:val="19"/>
+              </w:rPr>
               <w:t xml:space="preserve">Mode latihan (boleh jeda)</w:t>
             </w:r>
           </w:p>
@@ -267,6 +298,10 @@
               <w:spacing w:after="0"/>
             </w:pPr>
             <w:r>
+              <w:rPr>
+                <w:sz w:val="19"/>
+                <w:szCs w:val="19"/>
+              </w:rPr>
               <w:t xml:space="preserve">Mulai</w:t>
             </w:r>
           </w:p>
@@ -280,6 +315,10 @@
               <w:spacing w:after="0"/>
             </w:pPr>
             <w:r>
+              <w:rPr>
+                <w:sz w:val="19"/>
+                <w:szCs w:val="19"/>
+              </w:rPr>
               <w:t xml:space="preserve">17 Oktober 2026 pukul 08.00</w:t>
             </w:r>
           </w:p>
@@ -298,6 +337,10 @@
               <w:spacing w:after="0"/>
             </w:pPr>
             <w:r>
+              <w:rPr>
+                <w:sz w:val="19"/>
+                <w:szCs w:val="19"/>
+              </w:rPr>
               <w:t xml:space="preserve">Dikumpulkan</w:t>
             </w:r>
           </w:p>
@@ -311,6 +354,10 @@
               <w:spacing w:after="0"/>
             </w:pPr>
             <w:r>
+              <w:rPr>
+                <w:sz w:val="19"/>
+                <w:szCs w:val="19"/>
+              </w:rPr>
               <w:t xml:space="preserve">17 Oktober 2026 pukul 08.25 — Dikumpulkan peserta</w:t>
             </w:r>
           </w:p>
@@ -329,6 +376,10 @@
               <w:spacing w:after="0"/>
             </w:pPr>
             <w:r>
+              <w:rPr>
+                <w:sz w:val="19"/>
+                <w:szCs w:val="19"/>
+              </w:rPr>
               <w:t xml:space="preserve">Durasi paket</w:t>
             </w:r>
           </w:p>
@@ -342,6 +393,10 @@
               <w:spacing w:after="0"/>
             </w:pPr>
             <w:r>
+              <w:rPr>
+                <w:sz w:val="19"/>
+                <w:szCs w:val="19"/>
+              </w:rPr>
               <w:t xml:space="preserve">30 menit</w:t>
             </w:r>
           </w:p>
@@ -360,6 +415,10 @@
               <w:spacing w:after="0"/>
             </w:pPr>
             <w:r>
+              <w:rPr>
+                <w:sz w:val="19"/>
+                <w:szCs w:val="19"/>
+              </w:rPr>
               <w:t xml:space="preserve">Waktu pengerjaan</w:t>
             </w:r>
           </w:p>
@@ -373,6 +432,10 @@
               <w:spacing w:after="0"/>
             </w:pPr>
             <w:r>
+              <w:rPr>
+                <w:sz w:val="19"/>
+                <w:szCs w:val="19"/>
+              </w:rPr>
               <w:t xml:space="preserve">25 menit</w:t>
             </w:r>
           </w:p>
@@ -391,6 +454,10 @@
               <w:spacing w:after="0"/>
             </w:pPr>
             <w:r>
+              <w:rPr>
+                <w:sz w:val="19"/>
+                <w:szCs w:val="19"/>
+              </w:rPr>
               <w:t xml:space="preserve">Status penilaian</w:t>
             </w:r>
           </w:p>
@@ -404,6 +471,10 @@
               <w:spacing w:after="0"/>
             </w:pPr>
             <w:r>
+              <w:rPr>
+                <w:sz w:val="19"/>
+                <w:szCs w:val="19"/>
+              </w:rPr>
               <w:t xml:space="preserve">FINAL</w:t>
             </w:r>
           </w:p>
@@ -422,6 +493,10 @@
               <w:spacing w:after="0"/>
             </w:pPr>
             <w:r>
+              <w:rPr>
+                <w:sz w:val="19"/>
+                <w:szCs w:val="19"/>
+              </w:rPr>
               <w:t xml:space="preserve">Passing grade</w:t>
             </w:r>
           </w:p>
@@ -435,6 +510,10 @@
               <w:spacing w:after="0"/>
             </w:pPr>
             <w:r>
+              <w:rPr>
+                <w:sz w:val="19"/>
+                <w:szCs w:val="19"/>
+              </w:rPr>
               <w:t xml:space="preserve">70,00</w:t>
             </w:r>
           </w:p>
@@ -453,6 +532,10 @@
               <w:spacing w:after="0"/>
             </w:pPr>
             <w:r>
+              <w:rPr>
+                <w:sz w:val="19"/>
+                <w:szCs w:val="19"/>
+              </w:rPr>
               <w:t xml:space="preserve">Nilai akhir</w:t>
             </w:r>
           </w:p>
@@ -466,6 +549,10 @@
               <w:spacing w:after="0"/>
             </w:pPr>
             <w:r>
+              <w:rPr>
+                <w:sz w:val="19"/>
+                <w:szCs w:val="19"/>
+              </w:rPr>
               <w:t xml:space="preserve">69,50</w:t>
             </w:r>
           </w:p>
@@ -484,6 +571,10 @@
               <w:spacing w:after="0"/>
             </w:pPr>
             <w:r>
+              <w:rPr>
+                <w:sz w:val="19"/>
+                <w:szCs w:val="19"/>
+              </w:rPr>
               <w:t xml:space="preserve">Selisih terhadap passing grade</w:t>
             </w:r>
           </w:p>
@@ -497,6 +588,10 @@
               <w:spacing w:after="0"/>
             </w:pPr>
             <w:r>
+              <w:rPr>
+                <w:sz w:val="19"/>
+                <w:szCs w:val="19"/>
+              </w:rPr>
               <w:t xml:space="preserve">-0,50</w:t>
             </w:r>
           </w:p>
@@ -515,6 +610,10 @@
               <w:spacing w:after="0"/>
             </w:pPr>
             <w:r>
+              <w:rPr>
+                <w:sz w:val="19"/>
+                <w:szCs w:val="19"/>
+              </w:rPr>
               <w:t xml:space="preserve">Status kelulusan</w:t>
             </w:r>
           </w:p>
@@ -528,6 +627,10 @@
               <w:spacing w:after="0"/>
             </w:pPr>
             <w:r>
+              <w:rPr>
+                <w:sz w:val="19"/>
+                <w:szCs w:val="19"/>
+              </w:rPr>
               <w:t xml:space="preserve">TIDAK LULUS</w:t>
             </w:r>
           </w:p>
@@ -541,7 +644,7 @@
     </w:p>
     <w:p>
       <w:pPr>
-        <w:pStyle w:val="Heading3"/>
+        <w:pStyle w:val="Heading2"/>
       </w:pPr>
       <w:r>
         <w:t xml:space="preserve">Skor per komponen</w:t>
@@ -571,6 +674,7 @@
       </w:tblGrid>
       <w:tr>
         <w:trPr>
+          <w:cantSplit/>
           <w:tblHeader/>
         </w:trPr>
         <w:tc>
@@ -580,12 +684,15 @@
           </w:tcPr>
           <w:p>
             <w:pPr>
+              <w:keepNext/>
               <w:spacing w:after="0"/>
             </w:pPr>
             <w:r>
               <w:rPr>
                 <w:b/>
                 <w:bCs/>
+                <w:sz w:val="19"/>
+                <w:szCs w:val="19"/>
               </w:rPr>
               <w:t xml:space="preserve">Komponen</w:t>
             </w:r>
@@ -598,12 +705,15 @@
           </w:tcPr>
           <w:p>
             <w:pPr>
+              <w:keepNext/>
               <w:spacing w:after="0"/>
             </w:pPr>
             <w:r>
               <w:rPr>
                 <w:b/>
                 <w:bCs/>
+                <w:sz w:val="19"/>
+                <w:szCs w:val="19"/>
               </w:rPr>
               <w:t xml:space="preserve">Soal</w:t>
             </w:r>
@@ -616,12 +726,15 @@
           </w:tcPr>
           <w:p>
             <w:pPr>
+              <w:keepNext/>
               <w:spacing w:after="0"/>
             </w:pPr>
             <w:r>
               <w:rPr>
                 <w:b/>
                 <w:bCs/>
+                <w:sz w:val="19"/>
+                <w:szCs w:val="19"/>
               </w:rPr>
               <w:t xml:space="preserve">Sudah dinilai</w:t>
             </w:r>
@@ -634,12 +747,15 @@
           </w:tcPr>
           <w:p>
             <w:pPr>
+              <w:keepNext/>
               <w:spacing w:after="0"/>
             </w:pPr>
             <w:r>
               <w:rPr>
                 <w:b/>
                 <w:bCs/>
+                <w:sz w:val="19"/>
+                <w:szCs w:val="19"/>
               </w:rPr>
               <w:t xml:space="preserve">Skor</w:t>
             </w:r>
@@ -652,12 +768,15 @@
           </w:tcPr>
           <w:p>
             <w:pPr>
+              <w:keepNext/>
               <w:spacing w:after="0"/>
             </w:pPr>
             <w:r>
               <w:rPr>
                 <w:b/>
                 <w:bCs/>
+                <w:sz w:val="19"/>
+                <w:szCs w:val="19"/>
               </w:rPr>
               <w:t xml:space="preserve">Maks</w:t>
             </w:r>
@@ -677,6 +796,10 @@
               <w:spacing w:after="0"/>
             </w:pPr>
             <w:r>
+              <w:rPr>
+                <w:sz w:val="19"/>
+                <w:szCs w:val="19"/>
+              </w:rPr>
               <w:t xml:space="preserve">Pilihan ganda</w:t>
             </w:r>
           </w:p>
@@ -690,6 +813,10 @@
               <w:spacing w:after="0"/>
             </w:pPr>
             <w:r>
+              <w:rPr>
+                <w:sz w:val="19"/>
+                <w:szCs w:val="19"/>
+              </w:rPr>
               <w:t xml:space="preserve">2</w:t>
             </w:r>
           </w:p>
@@ -703,6 +830,10 @@
               <w:spacing w:after="0"/>
             </w:pPr>
             <w:r>
+              <w:rPr>
+                <w:sz w:val="19"/>
+                <w:szCs w:val="19"/>
+              </w:rPr>
               <w:t xml:space="preserve">2</w:t>
             </w:r>
           </w:p>
@@ -716,6 +847,10 @@
               <w:spacing w:after="0"/>
             </w:pPr>
             <w:r>
+              <w:rPr>
+                <w:sz w:val="19"/>
+                <w:szCs w:val="19"/>
+              </w:rPr>
               <w:t xml:space="preserve">10,00</w:t>
             </w:r>
           </w:p>
@@ -729,6 +864,10 @@
               <w:spacing w:after="0"/>
             </w:pPr>
             <w:r>
+              <w:rPr>
+                <w:sz w:val="19"/>
+                <w:szCs w:val="19"/>
+              </w:rPr>
               <w:t xml:space="preserve">20,00</w:t>
             </w:r>
           </w:p>
@@ -747,6 +886,10 @@
               <w:spacing w:after="0"/>
             </w:pPr>
             <w:r>
+              <w:rPr>
+                <w:sz w:val="19"/>
+                <w:szCs w:val="19"/>
+              </w:rPr>
               <w:t xml:space="preserve">Numerik</w:t>
             </w:r>
           </w:p>
@@ -760,6 +903,10 @@
               <w:spacing w:after="0"/>
             </w:pPr>
             <w:r>
+              <w:rPr>
+                <w:sz w:val="19"/>
+                <w:szCs w:val="19"/>
+              </w:rPr>
               <w:t xml:space="preserve">1</w:t>
             </w:r>
           </w:p>
@@ -773,6 +920,10 @@
               <w:spacing w:after="0"/>
             </w:pPr>
             <w:r>
+              <w:rPr>
+                <w:sz w:val="19"/>
+                <w:szCs w:val="19"/>
+              </w:rPr>
               <w:t xml:space="preserve">1</w:t>
             </w:r>
           </w:p>
@@ -786,6 +937,10 @@
               <w:spacing w:after="0"/>
             </w:pPr>
             <w:r>
+              <w:rPr>
+                <w:sz w:val="19"/>
+                <w:szCs w:val="19"/>
+              </w:rPr>
               <w:t xml:space="preserve">10,00</w:t>
             </w:r>
           </w:p>
@@ -799,6 +954,10 @@
               <w:spacing w:after="0"/>
             </w:pPr>
             <w:r>
+              <w:rPr>
+                <w:sz w:val="19"/>
+                <w:szCs w:val="19"/>
+              </w:rPr>
               <w:t xml:space="preserve">10,00</w:t>
             </w:r>
           </w:p>
@@ -817,6 +976,10 @@
               <w:spacing w:after="0"/>
             </w:pPr>
             <w:r>
+              <w:rPr>
+                <w:sz w:val="19"/>
+                <w:szCs w:val="19"/>
+              </w:rPr>
               <w:t xml:space="preserve">Esai</w:t>
             </w:r>
           </w:p>
@@ -830,6 +993,10 @@
               <w:spacing w:after="0"/>
             </w:pPr>
             <w:r>
+              <w:rPr>
+                <w:sz w:val="19"/>
+                <w:szCs w:val="19"/>
+              </w:rPr>
               <w:t xml:space="preserve">1</w:t>
             </w:r>
           </w:p>
@@ -843,6 +1010,10 @@
               <w:spacing w:after="0"/>
             </w:pPr>
             <w:r>
+              <w:rPr>
+                <w:sz w:val="19"/>
+                <w:szCs w:val="19"/>
+              </w:rPr>
               <w:t xml:space="preserve">1</w:t>
             </w:r>
           </w:p>
@@ -856,6 +1027,10 @@
               <w:spacing w:after="0"/>
             </w:pPr>
             <w:r>
+              <w:rPr>
+                <w:sz w:val="19"/>
+                <w:szCs w:val="19"/>
+              </w:rPr>
               <w:t xml:space="preserve">22,50</w:t>
             </w:r>
           </w:p>
@@ -869,6 +1044,10 @@
               <w:spacing w:after="0"/>
             </w:pPr>
             <w:r>
+              <w:rPr>
+                <w:sz w:val="19"/>
+                <w:szCs w:val="19"/>
+              </w:rPr>
               <w:t xml:space="preserve">30,00</w:t>
             </w:r>
           </w:p>
@@ -887,6 +1066,10 @@
               <w:spacing w:after="0"/>
             </w:pPr>
             <w:r>
+              <w:rPr>
+                <w:sz w:val="19"/>
+                <w:szCs w:val="19"/>
+              </w:rPr>
               <w:t xml:space="preserve">Studi kasus</w:t>
             </w:r>
           </w:p>
@@ -900,6 +1083,10 @@
               <w:spacing w:after="0"/>
             </w:pPr>
             <w:r>
+              <w:rPr>
+                <w:sz w:val="19"/>
+                <w:szCs w:val="19"/>
+              </w:rPr>
               <w:t xml:space="preserve">1</w:t>
             </w:r>
           </w:p>
@@ -913,6 +1100,10 @@
               <w:spacing w:after="0"/>
             </w:pPr>
             <w:r>
+              <w:rPr>
+                <w:sz w:val="19"/>
+                <w:szCs w:val="19"/>
+              </w:rPr>
               <w:t xml:space="preserve">1</w:t>
             </w:r>
           </w:p>
@@ -926,6 +1117,10 @@
               <w:spacing w:after="0"/>
             </w:pPr>
             <w:r>
+              <w:rPr>
+                <w:sz w:val="19"/>
+                <w:szCs w:val="19"/>
+              </w:rPr>
               <w:t xml:space="preserve">27,00</w:t>
             </w:r>
           </w:p>
@@ -939,6 +1134,10 @@
               <w:spacing w:after="0"/>
             </w:pPr>
             <w:r>
+              <w:rPr>
+                <w:sz w:val="19"/>
+                <w:szCs w:val="19"/>
+              </w:rPr>
               <w:t xml:space="preserve">40,00</w:t>
             </w:r>
           </w:p>
@@ -960,6 +1159,8 @@
               <w:rPr>
                 <w:b/>
                 <w:bCs/>
+                <w:sz w:val="19"/>
+                <w:szCs w:val="19"/>
               </w:rPr>
               <w:t xml:space="preserve">Total</w:t>
             </w:r>
@@ -974,6 +1175,10 @@
               <w:spacing w:after="0"/>
             </w:pPr>
             <w:r>
+              <w:rPr>
+                <w:sz w:val="19"/>
+                <w:szCs w:val="19"/>
+              </w:rPr>
               <w:t xml:space="preserve">5</w:t>
             </w:r>
           </w:p>
@@ -987,6 +1192,10 @@
               <w:spacing w:after="0"/>
             </w:pPr>
             <w:r>
+              <w:rPr>
+                <w:sz w:val="19"/>
+                <w:szCs w:val="19"/>
+              </w:rPr>
               <w:t xml:space="preserve">5</w:t>
             </w:r>
           </w:p>
@@ -1003,6 +1212,8 @@
               <w:rPr>
                 <w:b/>
                 <w:bCs/>
+                <w:sz w:val="19"/>
+                <w:szCs w:val="19"/>
               </w:rPr>
               <w:t xml:space="preserve">69,50</w:t>
             </w:r>
@@ -1020,6 +1231,8 @@
               <w:rPr>
                 <w:b/>
                 <w:bCs/>
+                <w:sz w:val="19"/>
+                <w:szCs w:val="19"/>
               </w:rPr>
               <w:t xml:space="preserve">100,00</w:t>
             </w:r>
@@ -1059,7 +1272,7 @@
         <w:rPr>
           <w:color w:val="555E6B"/>
         </w:rPr>
-        <w:t xml:space="preserve">Capaian = skor diperoleh ÷ skor maksimum soal terkait (skor soal dengan beberapa topik/kompetensi dibagi rata). Kategori: kuat ≥ 80%, cukup 70–79%, lemah &lt; 70%.</w:t>
+        <w:t xml:space="preserve">Capaian = skor diperoleh ÷ skor maksimum soal terkait (skor soal dengan beberapa topik/kompetensi dibagi rata). Kategori: kuat ≥ 80%, cukup 70% ≤ capaian &lt; 80%, lemah &lt; 70%.</w:t>
       </w:r>
     </w:p>
     <w:p>
@@ -1095,6 +1308,7 @@
       </w:tblGrid>
       <w:tr>
         <w:trPr>
+          <w:cantSplit/>
           <w:tblHeader/>
         </w:trPr>
         <w:tc>
@@ -1104,12 +1318,15 @@
           </w:tcPr>
           <w:p>
             <w:pPr>
+              <w:keepNext/>
               <w:spacing w:after="0"/>
             </w:pPr>
             <w:r>
               <w:rPr>
                 <w:b/>
                 <w:bCs/>
+                <w:sz w:val="19"/>
+                <w:szCs w:val="19"/>
               </w:rPr>
               <w:t xml:space="preserve">ID</w:t>
             </w:r>
@@ -1122,12 +1339,15 @@
           </w:tcPr>
           <w:p>
             <w:pPr>
+              <w:keepNext/>
               <w:spacing w:after="0"/>
             </w:pPr>
             <w:r>
               <w:rPr>
                 <w:b/>
                 <w:bCs/>
+                <w:sz w:val="19"/>
+                <w:szCs w:val="19"/>
               </w:rPr>
               <w:t xml:space="preserve">Nama</w:t>
             </w:r>
@@ -1140,12 +1360,15 @@
           </w:tcPr>
           <w:p>
             <w:pPr>
+              <w:keepNext/>
               <w:spacing w:after="0"/>
             </w:pPr>
             <w:r>
               <w:rPr>
                 <w:b/>
                 <w:bCs/>
+                <w:sz w:val="19"/>
+                <w:szCs w:val="19"/>
               </w:rPr>
               <w:t xml:space="preserve">Skor</w:t>
             </w:r>
@@ -1158,12 +1381,15 @@
           </w:tcPr>
           <w:p>
             <w:pPr>
+              <w:keepNext/>
               <w:spacing w:after="0"/>
             </w:pPr>
             <w:r>
               <w:rPr>
                 <w:b/>
                 <w:bCs/>
+                <w:sz w:val="19"/>
+                <w:szCs w:val="19"/>
               </w:rPr>
               <w:t xml:space="preserve">Maks</w:t>
             </w:r>
@@ -1176,12 +1402,15 @@
           </w:tcPr>
           <w:p>
             <w:pPr>
+              <w:keepNext/>
               <w:spacing w:after="0"/>
             </w:pPr>
             <w:r>
               <w:rPr>
                 <w:b/>
                 <w:bCs/>
+                <w:sz w:val="19"/>
+                <w:szCs w:val="19"/>
               </w:rPr>
               <w:t xml:space="preserve">Capaian</w:t>
             </w:r>
@@ -1194,12 +1423,15 @@
           </w:tcPr>
           <w:p>
             <w:pPr>
+              <w:keepNext/>
               <w:spacing w:after="0"/>
             </w:pPr>
             <w:r>
               <w:rPr>
                 <w:b/>
                 <w:bCs/>
+                <w:sz w:val="19"/>
+                <w:szCs w:val="19"/>
               </w:rPr>
               <w:t xml:space="preserve">Kategori</w:t>
             </w:r>
@@ -1219,6 +1451,10 @@
               <w:spacing w:after="0"/>
             </w:pPr>
             <w:r>
+              <w:rPr>
+                <w:sz w:val="19"/>
+                <w:szCs w:val="19"/>
+              </w:rPr>
               <w:t xml:space="preserve">K01</w:t>
             </w:r>
           </w:p>
@@ -1232,6 +1468,10 @@
               <w:spacing w:after="0"/>
             </w:pPr>
             <w:r>
+              <w:rPr>
+                <w:sz w:val="19"/>
+                <w:szCs w:val="19"/>
+              </w:rPr>
               <w:t xml:space="preserve">Menganalisis dan mengevaluasi strategi</w:t>
             </w:r>
           </w:p>
@@ -1245,6 +1485,10 @@
               <w:spacing w:after="0"/>
             </w:pPr>
             <w:r>
+              <w:rPr>
+                <w:sz w:val="19"/>
+                <w:szCs w:val="19"/>
+              </w:rPr>
               <w:t xml:space="preserve">46,00</w:t>
             </w:r>
           </w:p>
@@ -1258,6 +1502,10 @@
               <w:spacing w:after="0"/>
             </w:pPr>
             <w:r>
+              <w:rPr>
+                <w:sz w:val="19"/>
+                <w:szCs w:val="19"/>
+              </w:rPr>
               <w:t xml:space="preserve">70,00</w:t>
             </w:r>
           </w:p>
@@ -1271,6 +1519,10 @@
               <w:spacing w:after="0"/>
             </w:pPr>
             <w:r>
+              <w:rPr>
+                <w:sz w:val="19"/>
+                <w:szCs w:val="19"/>
+              </w:rPr>
               <w:t xml:space="preserve">65,71%</w:t>
             </w:r>
           </w:p>
@@ -1287,6 +1539,8 @@
               <w:rPr>
                 <w:b/>
                 <w:bCs/>
+                <w:sz w:val="19"/>
+                <w:szCs w:val="19"/>
               </w:rPr>
               <w:t xml:space="preserve">Lemah</w:t>
             </w:r>
@@ -1306,6 +1560,10 @@
               <w:spacing w:after="0"/>
             </w:pPr>
             <w:r>
+              <w:rPr>
+                <w:sz w:val="19"/>
+                <w:szCs w:val="19"/>
+              </w:rPr>
               <w:t xml:space="preserve">K02</w:t>
             </w:r>
           </w:p>
@@ -1319,6 +1577,10 @@
               <w:spacing w:after="0"/>
             </w:pPr>
             <w:r>
+              <w:rPr>
+                <w:sz w:val="19"/>
+                <w:szCs w:val="19"/>
+              </w:rPr>
               <w:t xml:space="preserve">Menilai dampak keuangan keputusan strategis</w:t>
             </w:r>
           </w:p>
@@ -1332,6 +1594,10 @@
               <w:spacing w:after="0"/>
             </w:pPr>
             <w:r>
+              <w:rPr>
+                <w:sz w:val="19"/>
+                <w:szCs w:val="19"/>
+              </w:rPr>
               <w:t xml:space="preserve">23,50</w:t>
             </w:r>
           </w:p>
@@ -1345,6 +1611,10 @@
               <w:spacing w:after="0"/>
             </w:pPr>
             <w:r>
+              <w:rPr>
+                <w:sz w:val="19"/>
+                <w:szCs w:val="19"/>
+              </w:rPr>
               <w:t xml:space="preserve">30,00</w:t>
             </w:r>
           </w:p>
@@ -1358,6 +1628,10 @@
               <w:spacing w:after="0"/>
             </w:pPr>
             <w:r>
+              <w:rPr>
+                <w:sz w:val="19"/>
+                <w:szCs w:val="19"/>
+              </w:rPr>
               <w:t xml:space="preserve">78,33%</w:t>
             </w:r>
           </w:p>
@@ -1371,6 +1645,10 @@
               <w:spacing w:after="0"/>
             </w:pPr>
             <w:r>
+              <w:rPr>
+                <w:sz w:val="19"/>
+                <w:szCs w:val="19"/>
+              </w:rPr>
               <w:t xml:space="preserve">Cukup</w:t>
             </w:r>
           </w:p>
@@ -1415,6 +1693,7 @@
       </w:tblGrid>
       <w:tr>
         <w:trPr>
+          <w:cantSplit/>
           <w:tblHeader/>
         </w:trPr>
         <w:tc>
@@ -1424,12 +1703,15 @@
           </w:tcPr>
           <w:p>
             <w:pPr>
+              <w:keepNext/>
               <w:spacing w:after="0"/>
             </w:pPr>
             <w:r>
               <w:rPr>
                 <w:b/>
                 <w:bCs/>
+                <w:sz w:val="19"/>
+                <w:szCs w:val="19"/>
               </w:rPr>
               <w:t xml:space="preserve">ID</w:t>
             </w:r>
@@ -1442,12 +1724,15 @@
           </w:tcPr>
           <w:p>
             <w:pPr>
+              <w:keepNext/>
               <w:spacing w:after="0"/>
             </w:pPr>
             <w:r>
               <w:rPr>
                 <w:b/>
                 <w:bCs/>
+                <w:sz w:val="19"/>
+                <w:szCs w:val="19"/>
               </w:rPr>
               <w:t xml:space="preserve">Nama</w:t>
             </w:r>
@@ -1460,12 +1745,15 @@
           </w:tcPr>
           <w:p>
             <w:pPr>
+              <w:keepNext/>
               <w:spacing w:after="0"/>
             </w:pPr>
             <w:r>
               <w:rPr>
                 <w:b/>
                 <w:bCs/>
+                <w:sz w:val="19"/>
+                <w:szCs w:val="19"/>
               </w:rPr>
               <w:t xml:space="preserve">Skor</w:t>
             </w:r>
@@ -1478,12 +1766,15 @@
           </w:tcPr>
           <w:p>
             <w:pPr>
+              <w:keepNext/>
               <w:spacing w:after="0"/>
             </w:pPr>
             <w:r>
               <w:rPr>
                 <w:b/>
                 <w:bCs/>
+                <w:sz w:val="19"/>
+                <w:szCs w:val="19"/>
               </w:rPr>
               <w:t xml:space="preserve">Maks</w:t>
             </w:r>
@@ -1496,12 +1787,15 @@
           </w:tcPr>
           <w:p>
             <w:pPr>
+              <w:keepNext/>
               <w:spacing w:after="0"/>
             </w:pPr>
             <w:r>
               <w:rPr>
                 <w:b/>
                 <w:bCs/>
+                <w:sz w:val="19"/>
+                <w:szCs w:val="19"/>
               </w:rPr>
               <w:t xml:space="preserve">Capaian</w:t>
             </w:r>
@@ -1514,12 +1808,15 @@
           </w:tcPr>
           <w:p>
             <w:pPr>
+              <w:keepNext/>
               <w:spacing w:after="0"/>
             </w:pPr>
             <w:r>
               <w:rPr>
                 <w:b/>
                 <w:bCs/>
+                <w:sz w:val="19"/>
+                <w:szCs w:val="19"/>
               </w:rPr>
               <w:t xml:space="preserve">Kategori</w:t>
             </w:r>
@@ -1539,6 +1836,10 @@
               <w:spacing w:after="0"/>
             </w:pPr>
             <w:r>
+              <w:rPr>
+                <w:sz w:val="19"/>
+                <w:szCs w:val="19"/>
+              </w:rPr>
               <w:t xml:space="preserve">T01</w:t>
             </w:r>
           </w:p>
@@ -1552,6 +1853,10 @@
               <w:spacing w:after="0"/>
             </w:pPr>
             <w:r>
+              <w:rPr>
+                <w:sz w:val="19"/>
+                <w:szCs w:val="19"/>
+              </w:rPr>
               <w:t xml:space="preserve">Analisis lingkungan dan portofolio</w:t>
             </w:r>
           </w:p>
@@ -1565,6 +1870,10 @@
               <w:spacing w:after="0"/>
             </w:pPr>
             <w:r>
+              <w:rPr>
+                <w:sz w:val="19"/>
+                <w:szCs w:val="19"/>
+              </w:rPr>
               <w:t xml:space="preserve">23,50</w:t>
             </w:r>
           </w:p>
@@ -1578,6 +1887,10 @@
               <w:spacing w:after="0"/>
             </w:pPr>
             <w:r>
+              <w:rPr>
+                <w:sz w:val="19"/>
+                <w:szCs w:val="19"/>
+              </w:rPr>
               <w:t xml:space="preserve">30,00</w:t>
             </w:r>
           </w:p>
@@ -1591,6 +1904,10 @@
               <w:spacing w:after="0"/>
             </w:pPr>
             <w:r>
+              <w:rPr>
+                <w:sz w:val="19"/>
+                <w:szCs w:val="19"/>
+              </w:rPr>
               <w:t xml:space="preserve">78,33%</w:t>
             </w:r>
           </w:p>
@@ -1604,6 +1921,10 @@
               <w:spacing w:after="0"/>
             </w:pPr>
             <w:r>
+              <w:rPr>
+                <w:sz w:val="19"/>
+                <w:szCs w:val="19"/>
+              </w:rPr>
               <w:t xml:space="preserve">Cukup</w:t>
             </w:r>
           </w:p>
@@ -1622,6 +1943,10 @@
               <w:spacing w:after="0"/>
             </w:pPr>
             <w:r>
+              <w:rPr>
+                <w:sz w:val="19"/>
+                <w:szCs w:val="19"/>
+              </w:rPr>
               <w:t xml:space="preserve">T02</w:t>
             </w:r>
           </w:p>
@@ -1635,6 +1960,10 @@
               <w:spacing w:after="0"/>
             </w:pPr>
             <w:r>
+              <w:rPr>
+                <w:sz w:val="19"/>
+                <w:szCs w:val="19"/>
+              </w:rPr>
               <w:t xml:space="preserve">Pengukuran kinerja strategis</w:t>
             </w:r>
           </w:p>
@@ -1648,6 +1977,10 @@
               <w:spacing w:after="0"/>
             </w:pPr>
             <w:r>
+              <w:rPr>
+                <w:sz w:val="19"/>
+                <w:szCs w:val="19"/>
+              </w:rPr>
               <w:t xml:space="preserve">22,50</w:t>
             </w:r>
           </w:p>
@@ -1661,6 +1994,10 @@
               <w:spacing w:after="0"/>
             </w:pPr>
             <w:r>
+              <w:rPr>
+                <w:sz w:val="19"/>
+                <w:szCs w:val="19"/>
+              </w:rPr>
               <w:t xml:space="preserve">40,00</w:t>
             </w:r>
           </w:p>
@@ -1674,6 +2011,10 @@
               <w:spacing w:after="0"/>
             </w:pPr>
             <w:r>
+              <w:rPr>
+                <w:sz w:val="19"/>
+                <w:szCs w:val="19"/>
+              </w:rPr>
               <w:t xml:space="preserve">56,25%</w:t>
             </w:r>
           </w:p>
@@ -1690,6 +2031,8 @@
               <w:rPr>
                 <w:b/>
                 <w:bCs/>
+                <w:sz w:val="19"/>
+                <w:szCs w:val="19"/>
               </w:rPr>
               <w:t xml:space="preserve">Lemah</w:t>
             </w:r>
@@ -1709,6 +2052,10 @@
               <w:spacing w:after="0"/>
             </w:pPr>
             <w:r>
+              <w:rPr>
+                <w:sz w:val="19"/>
+                <w:szCs w:val="19"/>
+              </w:rPr>
               <w:t xml:space="preserve">T03</w:t>
             </w:r>
           </w:p>
@@ -1722,6 +2069,10 @@
               <w:spacing w:after="0"/>
             </w:pPr>
             <w:r>
+              <w:rPr>
+                <w:sz w:val="19"/>
+                <w:szCs w:val="19"/>
+              </w:rPr>
               <w:t xml:space="preserve">Keuangan stratejik</w:t>
             </w:r>
           </w:p>
@@ -1735,6 +2086,10 @@
               <w:spacing w:after="0"/>
             </w:pPr>
             <w:r>
+              <w:rPr>
+                <w:sz w:val="19"/>
+                <w:szCs w:val="19"/>
+              </w:rPr>
               <w:t xml:space="preserve">23,50</w:t>
             </w:r>
           </w:p>
@@ -1748,6 +2103,10 @@
               <w:spacing w:after="0"/>
             </w:pPr>
             <w:r>
+              <w:rPr>
+                <w:sz w:val="19"/>
+                <w:szCs w:val="19"/>
+              </w:rPr>
               <w:t xml:space="preserve">30,00</w:t>
             </w:r>
           </w:p>
@@ -1761,6 +2120,10 @@
               <w:spacing w:after="0"/>
             </w:pPr>
             <w:r>
+              <w:rPr>
+                <w:sz w:val="19"/>
+                <w:szCs w:val="19"/>
+              </w:rPr>
               <w:t xml:space="preserve">78,33%</w:t>
             </w:r>
           </w:p>
@@ -1774,6 +2137,10 @@
               <w:spacing w:after="0"/>
             </w:pPr>
             <w:r>
+              <w:rPr>
+                <w:sz w:val="19"/>
+                <w:szCs w:val="19"/>
+              </w:rPr>
               <w:t xml:space="preserve">Cukup</w:t>
             </w:r>
           </w:p>
@@ -1795,13 +2162,16 @@
     </w:p>
     <w:p>
       <w:pPr>
-        <w:pStyle w:val="Heading3"/>
+        <w:pStyle w:val="Heading2"/>
       </w:pPr>
       <w:r>
         <w:t xml:space="preserve">Soal 1 · Pilihan ganda · DEMO-MCQ-001</w:t>
       </w:r>
     </w:p>
     <w:p>
+      <w:pPr>
+        <w:keepNext/>
+      </w:pPr>
       <w:r>
         <w:t xml:space="preserve">[DEMO] Kekuatan kompetitif manakah yang paling meningkat ketika biaya beralih (switching cost) pelanggan menjadi sangat rendah?</w:t>
       </w:r>
@@ -1828,6 +2198,7 @@
       </w:tblGrid>
       <w:tr>
         <w:trPr>
+          <w:cantSplit/>
           <w:tblHeader/>
         </w:trPr>
         <w:tc>
@@ -1837,12 +2208,15 @@
           </w:tcPr>
           <w:p>
             <w:pPr>
+              <w:keepNext/>
               <w:spacing w:after="0"/>
             </w:pPr>
             <w:r>
               <w:rPr>
                 <w:b/>
                 <w:bCs/>
+                <w:sz w:val="19"/>
+                <w:szCs w:val="19"/>
               </w:rPr>
               <w:t xml:space="preserve">Opsi</w:t>
             </w:r>
@@ -1855,12 +2229,15 @@
           </w:tcPr>
           <w:p>
             <w:pPr>
+              <w:keepNext/>
               <w:spacing w:after="0"/>
             </w:pPr>
             <w:r>
               <w:rPr>
                 <w:b/>
                 <w:bCs/>
+                <w:sz w:val="19"/>
+                <w:szCs w:val="19"/>
               </w:rPr>
               <w:t xml:space="preserve">Teks</w:t>
             </w:r>
@@ -1873,12 +2250,15 @@
           </w:tcPr>
           <w:p>
             <w:pPr>
+              <w:keepNext/>
               <w:spacing w:after="0"/>
             </w:pPr>
             <w:r>
               <w:rPr>
                 <w:b/>
                 <w:bCs/>
+                <w:sz w:val="19"/>
+                <w:szCs w:val="19"/>
               </w:rPr>
               <w:t xml:space="preserve">Keterangan</w:t>
             </w:r>
@@ -1895,9 +2275,14 @@
           </w:tcPr>
           <w:p>
             <w:pPr>
-              <w:spacing w:after="0"/>
-            </w:pPr>
-            <w:r>
+              <w:keepNext/>
+              <w:spacing w:after="0"/>
+            </w:pPr>
+            <w:r>
+              <w:rPr>
+                <w:sz w:val="19"/>
+                <w:szCs w:val="19"/>
+              </w:rPr>
               <w:t xml:space="preserve">A</w:t>
             </w:r>
           </w:p>
@@ -1908,9 +2293,14 @@
           </w:tcPr>
           <w:p>
             <w:pPr>
-              <w:spacing w:after="0"/>
-            </w:pPr>
-            <w:r>
+              <w:keepNext/>
+              <w:spacing w:after="0"/>
+            </w:pPr>
+            <w:r>
+              <w:rPr>
+                <w:sz w:val="19"/>
+                <w:szCs w:val="19"/>
+              </w:rPr>
               <w:t xml:space="preserve">Kebutuhan modal awal</w:t>
             </w:r>
           </w:p>
@@ -1921,9 +2311,14 @@
           </w:tcPr>
           <w:p>
             <w:pPr>
-              <w:spacing w:after="0"/>
-            </w:pPr>
-            <w:r>
+              <w:keepNext/>
+              <w:spacing w:after="0"/>
+            </w:pPr>
+            <w:r>
+              <w:rPr>
+                <w:sz w:val="19"/>
+                <w:szCs w:val="19"/>
+              </w:rPr>
               <w:t xml:space="preserve"/>
             </w:r>
           </w:p>
@@ -1939,9 +2334,14 @@
           </w:tcPr>
           <w:p>
             <w:pPr>
-              <w:spacing w:after="0"/>
-            </w:pPr>
-            <w:r>
+              <w:keepNext/>
+              <w:spacing w:after="0"/>
+            </w:pPr>
+            <w:r>
+              <w:rPr>
+                <w:sz w:val="19"/>
+                <w:szCs w:val="19"/>
+              </w:rPr>
               <w:t xml:space="preserve">B</w:t>
             </w:r>
           </w:p>
@@ -1952,9 +2352,14 @@
           </w:tcPr>
           <w:p>
             <w:pPr>
-              <w:spacing w:after="0"/>
-            </w:pPr>
-            <w:r>
+              <w:keepNext/>
+              <w:spacing w:after="0"/>
+            </w:pPr>
+            <w:r>
+              <w:rPr>
+                <w:sz w:val="19"/>
+                <w:szCs w:val="19"/>
+              </w:rPr>
               <w:t xml:space="preserve">Daya tawar pemasok</w:t>
             </w:r>
           </w:p>
@@ -1965,9 +2370,14 @@
           </w:tcPr>
           <w:p>
             <w:pPr>
-              <w:spacing w:after="0"/>
-            </w:pPr>
-            <w:r>
+              <w:keepNext/>
+              <w:spacing w:after="0"/>
+            </w:pPr>
+            <w:r>
+              <w:rPr>
+                <w:sz w:val="19"/>
+                <w:szCs w:val="19"/>
+              </w:rPr>
               <w:t xml:space="preserve"/>
             </w:r>
           </w:p>
@@ -1983,9 +2393,14 @@
           </w:tcPr>
           <w:p>
             <w:pPr>
-              <w:spacing w:after="0"/>
-            </w:pPr>
-            <w:r>
+              <w:keepNext/>
+              <w:spacing w:after="0"/>
+            </w:pPr>
+            <w:r>
+              <w:rPr>
+                <w:sz w:val="19"/>
+                <w:szCs w:val="19"/>
+              </w:rPr>
               <w:t xml:space="preserve">C</w:t>
             </w:r>
           </w:p>
@@ -1996,9 +2411,14 @@
           </w:tcPr>
           <w:p>
             <w:pPr>
-              <w:spacing w:after="0"/>
-            </w:pPr>
-            <w:r>
+              <w:keepNext/>
+              <w:spacing w:after="0"/>
+            </w:pPr>
+            <w:r>
+              <w:rPr>
+                <w:sz w:val="19"/>
+                <w:szCs w:val="19"/>
+              </w:rPr>
               <w:t xml:space="preserve">Hambatan masuk industri</w:t>
             </w:r>
           </w:p>
@@ -2009,9 +2429,14 @@
           </w:tcPr>
           <w:p>
             <w:pPr>
-              <w:spacing w:after="0"/>
-            </w:pPr>
-            <w:r>
+              <w:keepNext/>
+              <w:spacing w:after="0"/>
+            </w:pPr>
+            <w:r>
+              <w:rPr>
+                <w:sz w:val="19"/>
+                <w:szCs w:val="19"/>
+              </w:rPr>
               <w:t xml:space="preserve"/>
             </w:r>
           </w:p>
@@ -2030,6 +2455,10 @@
               <w:spacing w:after="0"/>
             </w:pPr>
             <w:r>
+              <w:rPr>
+                <w:sz w:val="19"/>
+                <w:szCs w:val="19"/>
+              </w:rPr>
               <w:t xml:space="preserve">D</w:t>
             </w:r>
           </w:p>
@@ -2043,6 +2472,10 @@
               <w:spacing w:after="0"/>
             </w:pPr>
             <w:r>
+              <w:rPr>
+                <w:sz w:val="19"/>
+                <w:szCs w:val="19"/>
+              </w:rPr>
               <w:t xml:space="preserve">Daya tawar pembeli</w:t>
             </w:r>
           </w:p>
@@ -2060,6 +2493,8 @@
               <w:rPr>
                 <w:b/>
                 <w:bCs/>
+                <w:sz w:val="19"/>
+                <w:szCs w:val="19"/>
               </w:rPr>
               <w:t xml:space="preserve">Kunci · Jawaban Anda</w:t>
             </w:r>
@@ -2161,13 +2596,16 @@
     </w:p>
     <w:p>
       <w:pPr>
-        <w:pStyle w:val="Heading3"/>
+        <w:pStyle w:val="Heading2"/>
       </w:pPr>
       <w:r>
         <w:t xml:space="preserve">Soal 2 · Pilihan ganda · DEMO-MCQ-002</w:t>
       </w:r>
     </w:p>
     <w:p>
+      <w:pPr>
+        <w:keepNext/>
+      </w:pPr>
       <w:r>
         <w:t xml:space="preserve">[DEMO] PT Rasa Laut Lestari (fiktif) ingin meningkatkan loyalitas gerai ritel modern. Dalam strategy map, sasaran manakah yang paling tepat sebagai penggerak langsung sasaran tersebut?</w:t>
       </w:r>
@@ -2194,6 +2632,7 @@
       </w:tblGrid>
       <w:tr>
         <w:trPr>
+          <w:cantSplit/>
           <w:tblHeader/>
         </w:trPr>
         <w:tc>
@@ -2203,12 +2642,15 @@
           </w:tcPr>
           <w:p>
             <w:pPr>
+              <w:keepNext/>
               <w:spacing w:after="0"/>
             </w:pPr>
             <w:r>
               <w:rPr>
                 <w:b/>
                 <w:bCs/>
+                <w:sz w:val="19"/>
+                <w:szCs w:val="19"/>
               </w:rPr>
               <w:t xml:space="preserve">Opsi</w:t>
             </w:r>
@@ -2221,12 +2663,15 @@
           </w:tcPr>
           <w:p>
             <w:pPr>
+              <w:keepNext/>
               <w:spacing w:after="0"/>
             </w:pPr>
             <w:r>
               <w:rPr>
                 <w:b/>
                 <w:bCs/>
+                <w:sz w:val="19"/>
+                <w:szCs w:val="19"/>
               </w:rPr>
               <w:t xml:space="preserve">Teks</w:t>
             </w:r>
@@ -2239,12 +2684,15 @@
           </w:tcPr>
           <w:p>
             <w:pPr>
+              <w:keepNext/>
               <w:spacing w:after="0"/>
             </w:pPr>
             <w:r>
               <w:rPr>
                 <w:b/>
                 <w:bCs/>
+                <w:sz w:val="19"/>
+                <w:szCs w:val="19"/>
               </w:rPr>
               <w:t xml:space="preserve">Keterangan</w:t>
             </w:r>
@@ -2261,9 +2709,14 @@
           </w:tcPr>
           <w:p>
             <w:pPr>
-              <w:spacing w:after="0"/>
-            </w:pPr>
-            <w:r>
+              <w:keepNext/>
+              <w:spacing w:after="0"/>
+            </w:pPr>
+            <w:r>
+              <w:rPr>
+                <w:sz w:val="19"/>
+                <w:szCs w:val="19"/>
+              </w:rPr>
               <w:t xml:space="preserve">A</w:t>
             </w:r>
           </w:p>
@@ -2274,9 +2727,14 @@
           </w:tcPr>
           <w:p>
             <w:pPr>
-              <w:spacing w:after="0"/>
-            </w:pPr>
-            <w:r>
+              <w:keepNext/>
+              <w:spacing w:after="0"/>
+            </w:pPr>
+            <w:r>
+              <w:rPr>
+                <w:sz w:val="19"/>
+                <w:szCs w:val="19"/>
+              </w:rPr>
               <w:t xml:space="preserve">Meningkatkan kompetensi digital tenaga penjual</w:t>
             </w:r>
           </w:p>
@@ -2287,9 +2745,14 @@
           </w:tcPr>
           <w:p>
             <w:pPr>
-              <w:spacing w:after="0"/>
-            </w:pPr>
-            <w:r>
+              <w:keepNext/>
+              <w:spacing w:after="0"/>
+            </w:pPr>
+            <w:r>
+              <w:rPr>
+                <w:sz w:val="19"/>
+                <w:szCs w:val="19"/>
+              </w:rPr>
               <w:t xml:space="preserve"/>
             </w:r>
           </w:p>
@@ -2305,9 +2768,14 @@
           </w:tcPr>
           <w:p>
             <w:pPr>
-              <w:spacing w:after="0"/>
-            </w:pPr>
-            <w:r>
+              <w:keepNext/>
+              <w:spacing w:after="0"/>
+            </w:pPr>
+            <w:r>
+              <w:rPr>
+                <w:sz w:val="19"/>
+                <w:szCs w:val="19"/>
+              </w:rPr>
               <w:t xml:space="preserve">B</w:t>
             </w:r>
           </w:p>
@@ -2318,9 +2786,14 @@
           </w:tcPr>
           <w:p>
             <w:pPr>
-              <w:spacing w:after="0"/>
-            </w:pPr>
-            <w:r>
+              <w:keepNext/>
+              <w:spacing w:after="0"/>
+            </w:pPr>
+            <w:r>
+              <w:rPr>
+                <w:sz w:val="19"/>
+                <w:szCs w:val="19"/>
+              </w:rPr>
               <w:t xml:space="preserve">Menurunkan biaya produksi per kaleng 5%</w:t>
             </w:r>
           </w:p>
@@ -2331,9 +2804,14 @@
           </w:tcPr>
           <w:p>
             <w:pPr>
-              <w:spacing w:after="0"/>
-            </w:pPr>
-            <w:r>
+              <w:keepNext/>
+              <w:spacing w:after="0"/>
+            </w:pPr>
+            <w:r>
+              <w:rPr>
+                <w:sz w:val="19"/>
+                <w:szCs w:val="19"/>
+              </w:rPr>
               <w:t xml:space="preserve">Jawaban Anda</w:t>
             </w:r>
           </w:p>
@@ -2349,9 +2827,14 @@
           </w:tcPr>
           <w:p>
             <w:pPr>
-              <w:spacing w:after="0"/>
-            </w:pPr>
-            <w:r>
+              <w:keepNext/>
+              <w:spacing w:after="0"/>
+            </w:pPr>
+            <w:r>
+              <w:rPr>
+                <w:sz w:val="19"/>
+                <w:szCs w:val="19"/>
+              </w:rPr>
               <w:t xml:space="preserve">C</w:t>
             </w:r>
           </w:p>
@@ -2362,9 +2845,14 @@
           </w:tcPr>
           <w:p>
             <w:pPr>
-              <w:spacing w:after="0"/>
-            </w:pPr>
-            <w:r>
+              <w:keepNext/>
+              <w:spacing w:after="0"/>
+            </w:pPr>
+            <w:r>
+              <w:rPr>
+                <w:sz w:val="19"/>
+                <w:szCs w:val="19"/>
+              </w:rPr>
               <w:t xml:space="preserve">Meningkatkan laba bersih per saham</w:t>
             </w:r>
           </w:p>
@@ -2375,9 +2863,14 @@
           </w:tcPr>
           <w:p>
             <w:pPr>
-              <w:spacing w:after="0"/>
-            </w:pPr>
-            <w:r>
+              <w:keepNext/>
+              <w:spacing w:after="0"/>
+            </w:pPr>
+            <w:r>
+              <w:rPr>
+                <w:sz w:val="19"/>
+                <w:szCs w:val="19"/>
+              </w:rPr>
               <w:t xml:space="preserve"/>
             </w:r>
           </w:p>
@@ -2396,6 +2889,10 @@
               <w:spacing w:after="0"/>
             </w:pPr>
             <w:r>
+              <w:rPr>
+                <w:sz w:val="19"/>
+                <w:szCs w:val="19"/>
+              </w:rPr>
               <w:t xml:space="preserve">D</w:t>
             </w:r>
           </w:p>
@@ -2409,6 +2906,10 @@
               <w:spacing w:after="0"/>
             </w:pPr>
             <w:r>
+              <w:rPr>
+                <w:sz w:val="19"/>
+                <w:szCs w:val="19"/>
+              </w:rPr>
               <w:t xml:space="preserve">Meningkatkan ketepatan waktu pengiriman ke gerai</w:t>
             </w:r>
           </w:p>
@@ -2426,6 +2927,8 @@
               <w:rPr>
                 <w:b/>
                 <w:bCs/>
+                <w:sz w:val="19"/>
+                <w:szCs w:val="19"/>
               </w:rPr>
               <w:t xml:space="preserve">Kunci</w:t>
             </w:r>
@@ -2527,7 +3030,7 @@
     </w:p>
     <w:p>
       <w:pPr>
-        <w:pStyle w:val="Heading3"/>
+        <w:pStyle w:val="Heading2"/>
       </w:pPr>
       <w:r>
         <w:t xml:space="preserve">Soal 3 · Numerik · DEMO-NUM-001</w:t>
@@ -2679,7 +3182,7 @@
     <w:tbl>
       <w:tblPr>
         <w:tblStyle w:val="TableGrid"/>
-        <w:tblW w:w="9634" w:type="dxa"/>
+        <w:tblW w:w="9636" w:type="dxa"/>
         <w:tblBorders>
           <w:top w:val="single" w:sz="4" w:space="0" w:color="8C96A3"/>
           <w:left w:val="single" w:sz="4" w:space="0" w:color="8C96A3"/>
@@ -2692,30 +3195,34 @@
         <w:tblLook w:val="04A0" w:firstRow="1" w:lastRow="0" w:firstColumn="0" w:lastColumn="0" w:noHBand="0" w:noVBand="1"/>
       </w:tblPr>
       <w:tblGrid>
-        <w:gridCol w:w="783"/>
-        <w:gridCol w:w="783"/>
-        <w:gridCol w:w="2350"/>
-        <w:gridCol w:w="1018"/>
-        <w:gridCol w:w="783"/>
-        <w:gridCol w:w="3917"/>
+        <w:gridCol w:w="950"/>
+        <w:gridCol w:w="1180"/>
+        <w:gridCol w:w="2251"/>
+        <w:gridCol w:w="856"/>
+        <w:gridCol w:w="786"/>
+        <w:gridCol w:w="3613"/>
       </w:tblGrid>
       <w:tr>
         <w:trPr>
+          <w:cantSplit/>
           <w:tblHeader/>
         </w:trPr>
         <w:tc>
           <w:tcPr>
-            <w:tcW w:w="783" w:type="dxa"/>
+            <w:tcW w:w="950" w:type="dxa"/>
             <w:shd w:val="clear" w:color="auto" w:fill="E7ECF3"/>
           </w:tcPr>
           <w:p>
             <w:pPr>
+              <w:keepNext/>
               <w:spacing w:after="0"/>
             </w:pPr>
             <w:r>
               <w:rPr>
                 <w:b/>
                 <w:bCs/>
+                <w:sz w:val="19"/>
+                <w:szCs w:val="19"/>
               </w:rPr>
               <w:t xml:space="preserve">Bagian</w:t>
             </w:r>
@@ -2723,17 +3230,20 @@
         </w:tc>
         <w:tc>
           <w:tcPr>
-            <w:tcW w:w="783" w:type="dxa"/>
+            <w:tcW w:w="1180" w:type="dxa"/>
             <w:shd w:val="clear" w:color="auto" w:fill="E7ECF3"/>
           </w:tcPr>
           <w:p>
             <w:pPr>
+              <w:keepNext/>
               <w:spacing w:after="0"/>
             </w:pPr>
             <w:r>
               <w:rPr>
                 <w:b/>
                 <w:bCs/>
+                <w:sz w:val="19"/>
+                <w:szCs w:val="19"/>
               </w:rPr>
               <w:t xml:space="preserve">Kriteria</w:t>
             </w:r>
@@ -2741,17 +3251,20 @@
         </w:tc>
         <w:tc>
           <w:tcPr>
-            <w:tcW w:w="2350" w:type="dxa"/>
+            <w:tcW w:w="2251" w:type="dxa"/>
             <w:shd w:val="clear" w:color="auto" w:fill="E7ECF3"/>
           </w:tcPr>
           <w:p>
             <w:pPr>
+              <w:keepNext/>
               <w:spacing w:after="0"/>
             </w:pPr>
             <w:r>
               <w:rPr>
                 <w:b/>
                 <w:bCs/>
+                <w:sz w:val="19"/>
+                <w:szCs w:val="19"/>
               </w:rPr>
               <w:t xml:space="preserve">Deskripsi</w:t>
             </w:r>
@@ -2759,17 +3272,20 @@
         </w:tc>
         <w:tc>
           <w:tcPr>
-            <w:tcW w:w="1018" w:type="dxa"/>
+            <w:tcW w:w="856" w:type="dxa"/>
             <w:shd w:val="clear" w:color="auto" w:fill="E7ECF3"/>
           </w:tcPr>
           <w:p>
             <w:pPr>
+              <w:keepNext/>
               <w:spacing w:after="0"/>
             </w:pPr>
             <w:r>
               <w:rPr>
                 <w:b/>
                 <w:bCs/>
+                <w:sz w:val="19"/>
+                <w:szCs w:val="19"/>
               </w:rPr>
               <w:t xml:space="preserve">Skor</w:t>
             </w:r>
@@ -2777,17 +3293,20 @@
         </w:tc>
         <w:tc>
           <w:tcPr>
-            <w:tcW w:w="783" w:type="dxa"/>
+            <w:tcW w:w="786" w:type="dxa"/>
             <w:shd w:val="clear" w:color="auto" w:fill="E7ECF3"/>
           </w:tcPr>
           <w:p>
             <w:pPr>
+              <w:keepNext/>
               <w:spacing w:after="0"/>
             </w:pPr>
             <w:r>
               <w:rPr>
                 <w:b/>
                 <w:bCs/>
+                <w:sz w:val="19"/>
+                <w:szCs w:val="19"/>
               </w:rPr>
               <w:t xml:space="preserve">Maks</w:t>
             </w:r>
@@ -2795,17 +3314,20 @@
         </w:tc>
         <w:tc>
           <w:tcPr>
-            <w:tcW w:w="3917" w:type="dxa"/>
+            <w:tcW w:w="3613" w:type="dxa"/>
             <w:shd w:val="clear" w:color="auto" w:fill="E7ECF3"/>
           </w:tcPr>
           <w:p>
             <w:pPr>
+              <w:keepNext/>
               <w:spacing w:after="0"/>
             </w:pPr>
             <w:r>
               <w:rPr>
                 <w:b/>
                 <w:bCs/>
+                <w:sz w:val="19"/>
+                <w:szCs w:val="19"/>
               </w:rPr>
               <w:t xml:space="preserve">Alasan penilai</w:t>
             </w:r>
@@ -2818,78 +3340,108 @@
         </w:trPr>
         <w:tc>
           <w:tcPr>
-            <w:tcW w:w="783" w:type="dxa"/>
-          </w:tcPr>
-          <w:p>
-            <w:pPr>
-              <w:spacing w:after="0"/>
-            </w:pPr>
-            <w:r>
+            <w:tcW w:w="950" w:type="dxa"/>
+          </w:tcPr>
+          <w:p>
+            <w:pPr>
+              <w:keepNext/>
+              <w:spacing w:after="0"/>
+            </w:pPr>
+            <w:r>
+              <w:rPr>
+                <w:sz w:val="19"/>
+                <w:szCs w:val="19"/>
+              </w:rPr>
               <w:t xml:space="preserve">—</w:t>
             </w:r>
           </w:p>
         </w:tc>
         <w:tc>
           <w:tcPr>
-            <w:tcW w:w="783" w:type="dxa"/>
-          </w:tcPr>
-          <w:p>
-            <w:pPr>
-              <w:spacing w:after="0"/>
-            </w:pPr>
-            <w:r>
+            <w:tcW w:w="1180" w:type="dxa"/>
+          </w:tcPr>
+          <w:p>
+            <w:pPr>
+              <w:keepNext/>
+              <w:spacing w:after="0"/>
+            </w:pPr>
+            <w:r>
+              <w:rPr>
+                <w:sz w:val="19"/>
+                <w:szCs w:val="19"/>
+              </w:rPr>
               <w:t xml:space="preserve">C1</w:t>
             </w:r>
           </w:p>
         </w:tc>
         <w:tc>
           <w:tcPr>
-            <w:tcW w:w="2350" w:type="dxa"/>
-          </w:tcPr>
-          <w:p>
-            <w:pPr>
-              <w:spacing w:after="0"/>
-            </w:pPr>
-            <w:r>
+            <w:tcW w:w="2251" w:type="dxa"/>
+          </w:tcPr>
+          <w:p>
+            <w:pPr>
+              <w:keepNext/>
+              <w:spacing w:after="0"/>
+            </w:pPr>
+            <w:r>
+              <w:rPr>
+                <w:sz w:val="19"/>
+                <w:szCs w:val="19"/>
+              </w:rPr>
               <w:t xml:space="preserve">Kelemahan ukuran keuangan semata</w:t>
             </w:r>
           </w:p>
         </w:tc>
         <w:tc>
           <w:tcPr>
-            <w:tcW w:w="1018" w:type="dxa"/>
-          </w:tcPr>
-          <w:p>
-            <w:pPr>
-              <w:spacing w:after="0"/>
-            </w:pPr>
-            <w:r>
+            <w:tcW w:w="856" w:type="dxa"/>
+          </w:tcPr>
+          <w:p>
+            <w:pPr>
+              <w:keepNext/>
+              <w:spacing w:after="0"/>
+            </w:pPr>
+            <w:r>
+              <w:rPr>
+                <w:sz w:val="19"/>
+                <w:szCs w:val="19"/>
+              </w:rPr>
               <w:t xml:space="preserve">2,50</w:t>
             </w:r>
           </w:p>
         </w:tc>
         <w:tc>
           <w:tcPr>
-            <w:tcW w:w="783" w:type="dxa"/>
-          </w:tcPr>
-          <w:p>
-            <w:pPr>
-              <w:spacing w:after="0"/>
-            </w:pPr>
-            <w:r>
+            <w:tcW w:w="786" w:type="dxa"/>
+          </w:tcPr>
+          <w:p>
+            <w:pPr>
+              <w:keepNext/>
+              <w:spacing w:after="0"/>
+            </w:pPr>
+            <w:r>
+              <w:rPr>
+                <w:sz w:val="19"/>
+                <w:szCs w:val="19"/>
+              </w:rPr>
               <w:t xml:space="preserve">3,00</w:t>
             </w:r>
           </w:p>
         </w:tc>
         <w:tc>
           <w:tcPr>
-            <w:tcW w:w="3917" w:type="dxa"/>
-          </w:tcPr>
-          <w:p>
-            <w:pPr>
-              <w:spacing w:after="0"/>
-            </w:pPr>
-            <w:r>
+            <w:tcW w:w="3613" w:type="dxa"/>
+          </w:tcPr>
+          <w:p>
+            <w:pPr>
+              <w:keepNext/>
+              <w:spacing w:after="0"/>
+            </w:pPr>
+            <w:r>
+              <w:rPr>
+                <w:sz w:val="19"/>
+                <w:szCs w:val="19"/>
+              </w:rPr>
               <w:t xml:space="preserve">Bukti untuk kelemahan ukuran keuangan semata ditemukan sebagian di jawaban (contoh fiktif).</w:t>
             </w:r>
           </w:p>
@@ -2901,78 +3453,108 @@
         </w:trPr>
         <w:tc>
           <w:tcPr>
-            <w:tcW w:w="783" w:type="dxa"/>
-          </w:tcPr>
-          <w:p>
-            <w:pPr>
-              <w:spacing w:after="0"/>
-            </w:pPr>
-            <w:r>
+            <w:tcW w:w="950" w:type="dxa"/>
+          </w:tcPr>
+          <w:p>
+            <w:pPr>
+              <w:keepNext/>
+              <w:spacing w:after="0"/>
+            </w:pPr>
+            <w:r>
+              <w:rPr>
+                <w:sz w:val="19"/>
+                <w:szCs w:val="19"/>
+              </w:rPr>
               <w:t xml:space="preserve">—</w:t>
             </w:r>
           </w:p>
         </w:tc>
         <w:tc>
           <w:tcPr>
-            <w:tcW w:w="783" w:type="dxa"/>
-          </w:tcPr>
-          <w:p>
-            <w:pPr>
-              <w:spacing w:after="0"/>
-            </w:pPr>
-            <w:r>
+            <w:tcW w:w="1180" w:type="dxa"/>
+          </w:tcPr>
+          <w:p>
+            <w:pPr>
+              <w:keepNext/>
+              <w:spacing w:after="0"/>
+            </w:pPr>
+            <w:r>
+              <w:rPr>
+                <w:sz w:val="19"/>
+                <w:szCs w:val="19"/>
+              </w:rPr>
               <w:t xml:space="preserve">C2</w:t>
             </w:r>
           </w:p>
         </w:tc>
         <w:tc>
           <w:tcPr>
-            <w:tcW w:w="2350" w:type="dxa"/>
-          </w:tcPr>
-          <w:p>
-            <w:pPr>
-              <w:spacing w:after="0"/>
-            </w:pPr>
-            <w:r>
+            <w:tcW w:w="2251" w:type="dxa"/>
+          </w:tcPr>
+          <w:p>
+            <w:pPr>
+              <w:keepNext/>
+              <w:spacing w:after="0"/>
+            </w:pPr>
+            <w:r>
+              <w:rPr>
+                <w:sz w:val="19"/>
+                <w:szCs w:val="19"/>
+              </w:rPr>
               <w:t xml:space="preserve">Logika balanced scorecard</w:t>
             </w:r>
           </w:p>
         </w:tc>
         <w:tc>
           <w:tcPr>
-            <w:tcW w:w="1018" w:type="dxa"/>
-          </w:tcPr>
-          <w:p>
-            <w:pPr>
-              <w:spacing w:after="0"/>
-            </w:pPr>
-            <w:r>
+            <w:tcW w:w="856" w:type="dxa"/>
+          </w:tcPr>
+          <w:p>
+            <w:pPr>
+              <w:keepNext/>
+              <w:spacing w:after="0"/>
+            </w:pPr>
+            <w:r>
+              <w:rPr>
+                <w:sz w:val="19"/>
+                <w:szCs w:val="19"/>
+              </w:rPr>
               <w:t xml:space="preserve">2,00</w:t>
             </w:r>
           </w:p>
         </w:tc>
         <w:tc>
           <w:tcPr>
-            <w:tcW w:w="783" w:type="dxa"/>
-          </w:tcPr>
-          <w:p>
-            <w:pPr>
-              <w:spacing w:after="0"/>
-            </w:pPr>
-            <w:r>
+            <w:tcW w:w="786" w:type="dxa"/>
+          </w:tcPr>
+          <w:p>
+            <w:pPr>
+              <w:keepNext/>
+              <w:spacing w:after="0"/>
+            </w:pPr>
+            <w:r>
+              <w:rPr>
+                <w:sz w:val="19"/>
+                <w:szCs w:val="19"/>
+              </w:rPr>
               <w:t xml:space="preserve">3,00</w:t>
             </w:r>
           </w:p>
         </w:tc>
         <w:tc>
           <w:tcPr>
-            <w:tcW w:w="3917" w:type="dxa"/>
-          </w:tcPr>
-          <w:p>
-            <w:pPr>
-              <w:spacing w:after="0"/>
-            </w:pPr>
-            <w:r>
+            <w:tcW w:w="3613" w:type="dxa"/>
+          </w:tcPr>
+          <w:p>
+            <w:pPr>
+              <w:keepNext/>
+              <w:spacing w:after="0"/>
+            </w:pPr>
+            <w:r>
+              <w:rPr>
+                <w:sz w:val="19"/>
+                <w:szCs w:val="19"/>
+              </w:rPr>
               <w:t xml:space="preserve">Bukti untuk logika balanced scorecard ditemukan sebagian di jawaban (contoh fiktif).</w:t>
             </w:r>
           </w:p>
@@ -2984,84 +3566,114 @@
         </w:trPr>
         <w:tc>
           <w:tcPr>
-            <w:tcW w:w="783" w:type="dxa"/>
-          </w:tcPr>
-          <w:p>
-            <w:pPr>
-              <w:spacing w:after="0"/>
-            </w:pPr>
-            <w:r>
+            <w:tcW w:w="950" w:type="dxa"/>
+          </w:tcPr>
+          <w:p>
+            <w:pPr>
+              <w:keepNext/>
+              <w:spacing w:after="0"/>
+            </w:pPr>
+            <w:r>
+              <w:rPr>
+                <w:sz w:val="19"/>
+                <w:szCs w:val="19"/>
+              </w:rPr>
               <w:t xml:space="preserve">—</w:t>
             </w:r>
           </w:p>
         </w:tc>
         <w:tc>
           <w:tcPr>
-            <w:tcW w:w="783" w:type="dxa"/>
-          </w:tcPr>
-          <w:p>
-            <w:pPr>
-              <w:spacing w:after="0"/>
-            </w:pPr>
-            <w:r>
+            <w:tcW w:w="1180" w:type="dxa"/>
+          </w:tcPr>
+          <w:p>
+            <w:pPr>
+              <w:keepNext/>
+              <w:spacing w:after="0"/>
+            </w:pPr>
+            <w:r>
+              <w:rPr>
+                <w:sz w:val="19"/>
+                <w:szCs w:val="19"/>
+              </w:rPr>
               <w:t xml:space="preserve">C3</w:t>
             </w:r>
           </w:p>
         </w:tc>
         <w:tc>
           <w:tcPr>
-            <w:tcW w:w="2350" w:type="dxa"/>
-          </w:tcPr>
-          <w:p>
-            <w:pPr>
-              <w:spacing w:after="0"/>
-            </w:pPr>
-            <w:r>
+            <w:tcW w:w="2251" w:type="dxa"/>
+          </w:tcPr>
+          <w:p>
+            <w:pPr>
+              <w:keepNext/>
+              <w:spacing w:after="0"/>
+            </w:pPr>
+            <w:r>
+              <w:rPr>
+                <w:sz w:val="19"/>
+                <w:szCs w:val="19"/>
+              </w:rPr>
               <w:t xml:space="preserve">Contoh ukuran per perspektif</w:t>
             </w:r>
           </w:p>
         </w:tc>
         <w:tc>
           <w:tcPr>
-            <w:tcW w:w="1018" w:type="dxa"/>
+            <w:tcW w:w="856" w:type="dxa"/>
             <w:shd w:val="clear" w:color="auto" w:fill="FDECD3"/>
           </w:tcPr>
           <w:p>
             <w:pPr>
+              <w:keepNext/>
               <w:spacing w:after="0"/>
             </w:pPr>
             <w:r>
               <w:rPr>
                 <w:b/>
                 <w:bCs/>
-              </w:rPr>
-              <w:t xml:space="preserve">2,00 (AI 1,50) DIKOREKSI MANUAL</w:t>
-            </w:r>
-          </w:p>
-        </w:tc>
-        <w:tc>
-          <w:tcPr>
-            <w:tcW w:w="783" w:type="dxa"/>
-          </w:tcPr>
-          <w:p>
-            <w:pPr>
-              <w:spacing w:after="0"/>
-            </w:pPr>
-            <w:r>
+                <w:sz w:val="19"/>
+                <w:szCs w:val="19"/>
+              </w:rPr>
+              <w:t xml:space="preserve">2,00*</w:t>
+            </w:r>
+          </w:p>
+        </w:tc>
+        <w:tc>
+          <w:tcPr>
+            <w:tcW w:w="786" w:type="dxa"/>
+          </w:tcPr>
+          <w:p>
+            <w:pPr>
+              <w:keepNext/>
+              <w:spacing w:after="0"/>
+            </w:pPr>
+            <w:r>
+              <w:rPr>
+                <w:sz w:val="19"/>
+                <w:szCs w:val="19"/>
+              </w:rPr>
               <w:t xml:space="preserve">2,00</w:t>
             </w:r>
           </w:p>
         </w:tc>
         <w:tc>
           <w:tcPr>
-            <w:tcW w:w="3917" w:type="dxa"/>
-          </w:tcPr>
-          <w:p>
-            <w:pPr>
-              <w:spacing w:after="0"/>
-            </w:pPr>
-            <w:r>
+            <w:tcW w:w="3613" w:type="dxa"/>
+          </w:tcPr>
+          <w:p>
+            <w:pPr>
+              <w:keepNext/>
+              <w:spacing w:after="0"/>
+            </w:pPr>
+            <w:r>
+              <w:rPr>
+                <w:sz w:val="19"/>
+                <w:szCs w:val="19"/>
+              </w:rPr>
               <w:t xml:space="preserve">Bukti untuk contoh ukuran per perspektif ditemukan sebagian di jawaban (contoh fiktif).</w:t>
+              <w:br/>
+              <w:t xml:space="preserve">Koreksi manual (skor AI 1,50 → 2,00): Contoh koreksi: keempat ukuran relevan untuk agribisnis.</w:t>
             </w:r>
           </w:p>
         </w:tc>
@@ -3072,78 +3684,102 @@
         </w:trPr>
         <w:tc>
           <w:tcPr>
-            <w:tcW w:w="783" w:type="dxa"/>
-          </w:tcPr>
-          <w:p>
-            <w:pPr>
-              <w:spacing w:after="0"/>
-            </w:pPr>
-            <w:r>
+            <w:tcW w:w="950" w:type="dxa"/>
+          </w:tcPr>
+          <w:p>
+            <w:pPr>
+              <w:spacing w:after="0"/>
+            </w:pPr>
+            <w:r>
+              <w:rPr>
+                <w:sz w:val="19"/>
+                <w:szCs w:val="19"/>
+              </w:rPr>
               <w:t xml:space="preserve">—</w:t>
             </w:r>
           </w:p>
         </w:tc>
         <w:tc>
           <w:tcPr>
-            <w:tcW w:w="783" w:type="dxa"/>
-          </w:tcPr>
-          <w:p>
-            <w:pPr>
-              <w:spacing w:after="0"/>
-            </w:pPr>
-            <w:r>
+            <w:tcW w:w="1180" w:type="dxa"/>
+          </w:tcPr>
+          <w:p>
+            <w:pPr>
+              <w:spacing w:after="0"/>
+            </w:pPr>
+            <w:r>
+              <w:rPr>
+                <w:sz w:val="19"/>
+                <w:szCs w:val="19"/>
+              </w:rPr>
               <w:t xml:space="preserve">C4</w:t>
             </w:r>
           </w:p>
         </w:tc>
         <w:tc>
           <w:tcPr>
-            <w:tcW w:w="2350" w:type="dxa"/>
-          </w:tcPr>
-          <w:p>
-            <w:pPr>
-              <w:spacing w:after="0"/>
-            </w:pPr>
-            <w:r>
+            <w:tcW w:w="2251" w:type="dxa"/>
+          </w:tcPr>
+          <w:p>
+            <w:pPr>
+              <w:spacing w:after="0"/>
+            </w:pPr>
+            <w:r>
+              <w:rPr>
+                <w:sz w:val="19"/>
+                <w:szCs w:val="19"/>
+              </w:rPr>
               <w:t xml:space="preserve">Kualitas argumentasi</w:t>
             </w:r>
           </w:p>
         </w:tc>
         <w:tc>
           <w:tcPr>
-            <w:tcW w:w="1018" w:type="dxa"/>
-          </w:tcPr>
-          <w:p>
-            <w:pPr>
-              <w:spacing w:after="0"/>
-            </w:pPr>
-            <w:r>
+            <w:tcW w:w="856" w:type="dxa"/>
+          </w:tcPr>
+          <w:p>
+            <w:pPr>
+              <w:spacing w:after="0"/>
+            </w:pPr>
+            <w:r>
+              <w:rPr>
+                <w:sz w:val="19"/>
+                <w:szCs w:val="19"/>
+              </w:rPr>
               <w:t xml:space="preserve">1,00</w:t>
             </w:r>
           </w:p>
         </w:tc>
         <w:tc>
           <w:tcPr>
-            <w:tcW w:w="783" w:type="dxa"/>
-          </w:tcPr>
-          <w:p>
-            <w:pPr>
-              <w:spacing w:after="0"/>
-            </w:pPr>
-            <w:r>
+            <w:tcW w:w="786" w:type="dxa"/>
+          </w:tcPr>
+          <w:p>
+            <w:pPr>
+              <w:spacing w:after="0"/>
+            </w:pPr>
+            <w:r>
+              <w:rPr>
+                <w:sz w:val="19"/>
+                <w:szCs w:val="19"/>
+              </w:rPr>
               <w:t xml:space="preserve">2,00</w:t>
             </w:r>
           </w:p>
         </w:tc>
         <w:tc>
           <w:tcPr>
-            <w:tcW w:w="3917" w:type="dxa"/>
-          </w:tcPr>
-          <w:p>
-            <w:pPr>
-              <w:spacing w:after="0"/>
-            </w:pPr>
-            <w:r>
+            <w:tcW w:w="3613" w:type="dxa"/>
+          </w:tcPr>
+          <w:p>
+            <w:pPr>
+              <w:spacing w:after="0"/>
+            </w:pPr>
+            <w:r>
+              <w:rPr>
+                <w:sz w:val="19"/>
+                <w:szCs w:val="19"/>
+              </w:rPr>
               <w:t xml:space="preserve">Bukti untuk kualitas argumentasi ditemukan sebagian di jawaban (contoh fiktif).</w:t>
             </w:r>
           </w:p>
@@ -3154,6 +3790,18 @@
       <w:pPr>
         <w:spacing w:after="120"/>
       </w:pPr>
+    </w:p>
+    <w:p>
+      <w:pPr>
+        <w:pStyle w:val="Kecil"/>
+      </w:pPr>
+      <w:r>
+        <w:rPr>
+          <w:i/>
+          <w:iCs/>
+        </w:rPr>
+        <w:t xml:space="preserve">* Dikoreksi manual — C3: AI 1,50 → 2,00. Rincian di Lampiran B.</w:t>
+      </w:r>
     </w:p>
     <w:p>
       <w:r>
@@ -3173,7 +3821,7 @@
           <w:b/>
           <w:bCs/>
         </w:rPr>
-        <w:t xml:space="preserve">DIKOREKSI MANUAL: sebagian skor kriteria diubah manual; lihat Lampiran B.</w:t>
+        <w:t xml:space="preserve">DIKOREKSI MANUAL: sebagian skor kriteria diubah manual (tanda * pada tabel rubrik).</w:t>
       </w:r>
     </w:p>
     <w:p>
@@ -3185,7 +3833,7 @@
         <w:t xml:space="preserve">Kekuatan: </w:t>
       </w:r>
       <w:r>
-        <w:t xml:space="preserve">Membaca data dan konsep utama dengan benar.</w:t>
+        <w:t xml:space="preserve">Mengenali sifat lagging ukuran keuangan dan memberi contoh ukuran yang relevan.</w:t>
       </w:r>
     </w:p>
     <w:p>
@@ -3197,7 +3845,7 @@
         <w:t xml:space="preserve">Kelemahan: </w:t>
       </w:r>
       <w:r>
-        <w:t xml:space="preserve">Hubungan sebab-akibat dan dampak keuangan belum dijelaskan.</w:t>
+        <w:t xml:space="preserve">Hubungan sebab-akibat antarperspektif balanced scorecard belum dijelaskan.</w:t>
       </w:r>
     </w:p>
     <w:p>
@@ -3209,7 +3857,7 @@
         <w:t xml:space="preserve">Saran perbaikan: </w:t>
       </w:r>
       <w:r>
-        <w:t xml:space="preserve">Tunjukkan rantai sebab-akibat dan hitung dampak keputusan pada laba.</w:t>
+        <w:t xml:space="preserve">Gambarkan strategy map: pembelajaran -&gt; proses internal -&gt; pelanggan -&gt; keuangan.</w:t>
       </w:r>
     </w:p>
     <w:p>
@@ -3261,6 +3909,9 @@
       </w:r>
     </w:p>
     <w:p>
+      <w:pPr>
+        <w:keepNext/>
+      </w:pPr>
       <w:r>
         <w:rPr>
           <w:b/>
@@ -3292,6 +3943,7 @@
       </w:tblGrid>
       <w:tr>
         <w:trPr>
+          <w:cantSplit/>
           <w:tblHeader/>
         </w:trPr>
         <w:tc>
@@ -3301,12 +3953,15 @@
           </w:tcPr>
           <w:p>
             <w:pPr>
+              <w:keepNext/>
               <w:spacing w:after="0"/>
             </w:pPr>
             <w:r>
               <w:rPr>
                 <w:b/>
                 <w:bCs/>
+                <w:sz w:val="19"/>
+                <w:szCs w:val="19"/>
               </w:rPr>
               <w:t xml:space="preserve">Segmen</w:t>
             </w:r>
@@ -3319,12 +3974,15 @@
           </w:tcPr>
           <w:p>
             <w:pPr>
+              <w:keepNext/>
               <w:spacing w:after="0"/>
             </w:pPr>
             <w:r>
               <w:rPr>
                 <w:b/>
                 <w:bCs/>
+                <w:sz w:val="19"/>
+                <w:szCs w:val="19"/>
               </w:rPr>
               <w:t xml:space="preserve">Pendapatan</w:t>
             </w:r>
@@ -3337,12 +3995,15 @@
           </w:tcPr>
           <w:p>
             <w:pPr>
+              <w:keepNext/>
               <w:spacing w:after="0"/>
             </w:pPr>
             <w:r>
               <w:rPr>
                 <w:b/>
                 <w:bCs/>
+                <w:sz w:val="19"/>
+                <w:szCs w:val="19"/>
               </w:rPr>
               <w:t xml:space="preserve">Laba operasi</w:t>
             </w:r>
@@ -3355,12 +4016,15 @@
           </w:tcPr>
           <w:p>
             <w:pPr>
+              <w:keepNext/>
               <w:spacing w:after="0"/>
             </w:pPr>
             <w:r>
               <w:rPr>
                 <w:b/>
                 <w:bCs/>
+                <w:sz w:val="19"/>
+                <w:szCs w:val="19"/>
               </w:rPr>
               <w:t xml:space="preserve">Margin operasi (%)</w:t>
             </w:r>
@@ -3377,9 +4041,14 @@
           </w:tcPr>
           <w:p>
             <w:pPr>
-              <w:spacing w:after="0"/>
-            </w:pPr>
-            <w:r>
+              <w:keepNext/>
+              <w:spacing w:after="0"/>
+            </w:pPr>
+            <w:r>
+              <w:rPr>
+                <w:sz w:val="19"/>
+                <w:szCs w:val="19"/>
+              </w:rPr>
               <w:t xml:space="preserve">Pengiriman B2B</w:t>
             </w:r>
           </w:p>
@@ -3390,9 +4059,14 @@
           </w:tcPr>
           <w:p>
             <w:pPr>
-              <w:spacing w:after="0"/>
-            </w:pPr>
-            <w:r>
+              <w:keepNext/>
+              <w:spacing w:after="0"/>
+            </w:pPr>
+            <w:r>
+              <w:rPr>
+                <w:sz w:val="19"/>
+                <w:szCs w:val="19"/>
+              </w:rPr>
               <w:t xml:space="preserve">820</w:t>
             </w:r>
           </w:p>
@@ -3403,9 +4077,14 @@
           </w:tcPr>
           <w:p>
             <w:pPr>
-              <w:spacing w:after="0"/>
-            </w:pPr>
-            <w:r>
+              <w:keepNext/>
+              <w:spacing w:after="0"/>
+            </w:pPr>
+            <w:r>
+              <w:rPr>
+                <w:sz w:val="19"/>
+                <w:szCs w:val="19"/>
+              </w:rPr>
               <w:t xml:space="preserve">98,4</w:t>
             </w:r>
           </w:p>
@@ -3416,9 +4095,14 @@
           </w:tcPr>
           <w:p>
             <w:pPr>
-              <w:spacing w:after="0"/>
-            </w:pPr>
-            <w:r>
+              <w:keepNext/>
+              <w:spacing w:after="0"/>
+            </w:pPr>
+            <w:r>
+              <w:rPr>
+                <w:sz w:val="19"/>
+                <w:szCs w:val="19"/>
+              </w:rPr>
               <w:t xml:space="preserve">12</w:t>
             </w:r>
           </w:p>
@@ -3434,9 +4118,14 @@
           </w:tcPr>
           <w:p>
             <w:pPr>
-              <w:spacing w:after="0"/>
-            </w:pPr>
-            <w:r>
+              <w:keepNext/>
+              <w:spacing w:after="0"/>
+            </w:pPr>
+            <w:r>
+              <w:rPr>
+                <w:sz w:val="19"/>
+                <w:szCs w:val="19"/>
+              </w:rPr>
               <w:t xml:space="preserve">Pengiriman ritel</w:t>
             </w:r>
           </w:p>
@@ -3447,9 +4136,14 @@
           </w:tcPr>
           <w:p>
             <w:pPr>
-              <w:spacing w:after="0"/>
-            </w:pPr>
-            <w:r>
+              <w:keepNext/>
+              <w:spacing w:after="0"/>
+            </w:pPr>
+            <w:r>
+              <w:rPr>
+                <w:sz w:val="19"/>
+                <w:szCs w:val="19"/>
+              </w:rPr>
               <w:t xml:space="preserve">430</w:t>
             </w:r>
           </w:p>
@@ -3460,9 +4154,14 @@
           </w:tcPr>
           <w:p>
             <w:pPr>
-              <w:spacing w:after="0"/>
-            </w:pPr>
-            <w:r>
+              <w:keepNext/>
+              <w:spacing w:after="0"/>
+            </w:pPr>
+            <w:r>
+              <w:rPr>
+                <w:sz w:val="19"/>
+                <w:szCs w:val="19"/>
+              </w:rPr>
               <w:t xml:space="preserve">21,5</w:t>
             </w:r>
           </w:p>
@@ -3473,9 +4172,14 @@
           </w:tcPr>
           <w:p>
             <w:pPr>
-              <w:spacing w:after="0"/>
-            </w:pPr>
-            <w:r>
+              <w:keepNext/>
+              <w:spacing w:after="0"/>
+            </w:pPr>
+            <w:r>
+              <w:rPr>
+                <w:sz w:val="19"/>
+                <w:szCs w:val="19"/>
+              </w:rPr>
               <w:t xml:space="preserve">5</w:t>
             </w:r>
           </w:p>
@@ -3491,9 +4195,14 @@
           </w:tcPr>
           <w:p>
             <w:pPr>
-              <w:spacing w:after="0"/>
-            </w:pPr>
-            <w:r>
+              <w:keepNext/>
+              <w:spacing w:after="0"/>
+            </w:pPr>
+            <w:r>
+              <w:rPr>
+                <w:sz w:val="19"/>
+                <w:szCs w:val="19"/>
+              </w:rPr>
               <w:t xml:space="preserve">Pergudangan</w:t>
             </w:r>
           </w:p>
@@ -3504,9 +4213,14 @@
           </w:tcPr>
           <w:p>
             <w:pPr>
-              <w:spacing w:after="0"/>
-            </w:pPr>
-            <w:r>
+              <w:keepNext/>
+              <w:spacing w:after="0"/>
+            </w:pPr>
+            <w:r>
+              <w:rPr>
+                <w:sz w:val="19"/>
+                <w:szCs w:val="19"/>
+              </w:rPr>
               <w:t xml:space="preserve">250</w:t>
             </w:r>
           </w:p>
@@ -3517,9 +4231,14 @@
           </w:tcPr>
           <w:p>
             <w:pPr>
-              <w:spacing w:after="0"/>
-            </w:pPr>
-            <w:r>
+              <w:keepNext/>
+              <w:spacing w:after="0"/>
+            </w:pPr>
+            <w:r>
+              <w:rPr>
+                <w:sz w:val="19"/>
+                <w:szCs w:val="19"/>
+              </w:rPr>
               <w:t xml:space="preserve">37,5</w:t>
             </w:r>
           </w:p>
@@ -3530,9 +4249,14 @@
           </w:tcPr>
           <w:p>
             <w:pPr>
-              <w:spacing w:after="0"/>
-            </w:pPr>
-            <w:r>
+              <w:keepNext/>
+              <w:spacing w:after="0"/>
+            </w:pPr>
+            <w:r>
+              <w:rPr>
+                <w:sz w:val="19"/>
+                <w:szCs w:val="19"/>
+              </w:rPr>
               <w:t xml:space="preserve">15</w:t>
             </w:r>
           </w:p>
@@ -3551,6 +4275,10 @@
               <w:spacing w:after="0"/>
             </w:pPr>
             <w:r>
+              <w:rPr>
+                <w:sz w:val="19"/>
+                <w:szCs w:val="19"/>
+              </w:rPr>
               <w:t xml:space="preserve">Total</w:t>
             </w:r>
           </w:p>
@@ -3564,6 +4292,10 @@
               <w:spacing w:after="0"/>
             </w:pPr>
             <w:r>
+              <w:rPr>
+                <w:sz w:val="19"/>
+                <w:szCs w:val="19"/>
+              </w:rPr>
               <w:t xml:space="preserve">1.500</w:t>
             </w:r>
           </w:p>
@@ -3577,6 +4309,10 @@
               <w:spacing w:after="0"/>
             </w:pPr>
             <w:r>
+              <w:rPr>
+                <w:sz w:val="19"/>
+                <w:szCs w:val="19"/>
+              </w:rPr>
               <w:t xml:space="preserve">157,4</w:t>
             </w:r>
           </w:p>
@@ -3590,6 +4326,10 @@
               <w:spacing w:after="0"/>
             </w:pPr>
             <w:r>
+              <w:rPr>
+                <w:sz w:val="19"/>
+                <w:szCs w:val="19"/>
+              </w:rPr>
               <w:t xml:space="preserve">10,49</w:t>
             </w:r>
           </w:p>
@@ -3706,7 +4446,7 @@
         <w:t xml:space="preserve">Alternatif yang dapat diterima: </w:t>
       </w:r>
       <w:r>
-        <w:t xml:space="preserve">Rekomendasi pilihan (1) dapat nilai penuh pada C3 bila argumennya kuat dan risikonya dianalisis. Kerangka GE-McKinsey, BCG, atau Porter boleh dipakai.</w:t>
+        <w:t xml:space="preserve">Rekomendasi pilihan (1) dapat nilai penuh pada (b) C3 bila argumennya kuat dan risikonya dianalisis. Kerangka GE-McKinsey, BCG, atau Porter boleh dipakai.</w:t>
       </w:r>
     </w:p>
     <w:p>
@@ -3720,7 +4460,7 @@
     <w:tbl>
       <w:tblPr>
         <w:tblStyle w:val="TableGrid"/>
-        <w:tblW w:w="9634" w:type="dxa"/>
+        <w:tblW w:w="9636" w:type="dxa"/>
         <w:tblBorders>
           <w:top w:val="single" w:sz="4" w:space="0" w:color="8C96A3"/>
           <w:left w:val="single" w:sz="4" w:space="0" w:color="8C96A3"/>
@@ -3733,30 +4473,34 @@
         <w:tblLook w:val="04A0" w:firstRow="1" w:lastRow="0" w:firstColumn="0" w:lastColumn="0" w:noHBand="0" w:noVBand="1"/>
       </w:tblPr>
       <w:tblGrid>
-        <w:gridCol w:w="783"/>
-        <w:gridCol w:w="783"/>
-        <w:gridCol w:w="2350"/>
-        <w:gridCol w:w="1018"/>
-        <w:gridCol w:w="783"/>
-        <w:gridCol w:w="3917"/>
+        <w:gridCol w:w="950"/>
+        <w:gridCol w:w="1180"/>
+        <w:gridCol w:w="2251"/>
+        <w:gridCol w:w="856"/>
+        <w:gridCol w:w="786"/>
+        <w:gridCol w:w="3613"/>
       </w:tblGrid>
       <w:tr>
         <w:trPr>
+          <w:cantSplit/>
           <w:tblHeader/>
         </w:trPr>
         <w:tc>
           <w:tcPr>
-            <w:tcW w:w="783" w:type="dxa"/>
+            <w:tcW w:w="950" w:type="dxa"/>
             <w:shd w:val="clear" w:color="auto" w:fill="E7ECF3"/>
           </w:tcPr>
           <w:p>
             <w:pPr>
+              <w:keepNext/>
               <w:spacing w:after="0"/>
             </w:pPr>
             <w:r>
               <w:rPr>
                 <w:b/>
                 <w:bCs/>
+                <w:sz w:val="19"/>
+                <w:szCs w:val="19"/>
               </w:rPr>
               <w:t xml:space="preserve">Bagian</w:t>
             </w:r>
@@ -3764,17 +4508,20 @@
         </w:tc>
         <w:tc>
           <w:tcPr>
-            <w:tcW w:w="783" w:type="dxa"/>
+            <w:tcW w:w="1180" w:type="dxa"/>
             <w:shd w:val="clear" w:color="auto" w:fill="E7ECF3"/>
           </w:tcPr>
           <w:p>
             <w:pPr>
+              <w:keepNext/>
               <w:spacing w:after="0"/>
             </w:pPr>
             <w:r>
               <w:rPr>
                 <w:b/>
                 <w:bCs/>
+                <w:sz w:val="19"/>
+                <w:szCs w:val="19"/>
               </w:rPr>
               <w:t xml:space="preserve">Kriteria</w:t>
             </w:r>
@@ -3782,17 +4529,20 @@
         </w:tc>
         <w:tc>
           <w:tcPr>
-            <w:tcW w:w="2350" w:type="dxa"/>
+            <w:tcW w:w="2251" w:type="dxa"/>
             <w:shd w:val="clear" w:color="auto" w:fill="E7ECF3"/>
           </w:tcPr>
           <w:p>
             <w:pPr>
+              <w:keepNext/>
               <w:spacing w:after="0"/>
             </w:pPr>
             <w:r>
               <w:rPr>
                 <w:b/>
                 <w:bCs/>
+                <w:sz w:val="19"/>
+                <w:szCs w:val="19"/>
               </w:rPr>
               <w:t xml:space="preserve">Deskripsi</w:t>
             </w:r>
@@ -3800,17 +4550,20 @@
         </w:tc>
         <w:tc>
           <w:tcPr>
-            <w:tcW w:w="1018" w:type="dxa"/>
+            <w:tcW w:w="856" w:type="dxa"/>
             <w:shd w:val="clear" w:color="auto" w:fill="E7ECF3"/>
           </w:tcPr>
           <w:p>
             <w:pPr>
+              <w:keepNext/>
               <w:spacing w:after="0"/>
             </w:pPr>
             <w:r>
               <w:rPr>
                 <w:b/>
                 <w:bCs/>
+                <w:sz w:val="19"/>
+                <w:szCs w:val="19"/>
               </w:rPr>
               <w:t xml:space="preserve">Skor</w:t>
             </w:r>
@@ -3818,17 +4571,20 @@
         </w:tc>
         <w:tc>
           <w:tcPr>
-            <w:tcW w:w="783" w:type="dxa"/>
+            <w:tcW w:w="786" w:type="dxa"/>
             <w:shd w:val="clear" w:color="auto" w:fill="E7ECF3"/>
           </w:tcPr>
           <w:p>
             <w:pPr>
+              <w:keepNext/>
               <w:spacing w:after="0"/>
             </w:pPr>
             <w:r>
               <w:rPr>
                 <w:b/>
                 <w:bCs/>
+                <w:sz w:val="19"/>
+                <w:szCs w:val="19"/>
               </w:rPr>
               <w:t xml:space="preserve">Maks</w:t>
             </w:r>
@@ -3836,17 +4592,20 @@
         </w:tc>
         <w:tc>
           <w:tcPr>
-            <w:tcW w:w="3917" w:type="dxa"/>
+            <w:tcW w:w="3613" w:type="dxa"/>
             <w:shd w:val="clear" w:color="auto" w:fill="E7ECF3"/>
           </w:tcPr>
           <w:p>
             <w:pPr>
+              <w:keepNext/>
               <w:spacing w:after="0"/>
             </w:pPr>
             <w:r>
               <w:rPr>
                 <w:b/>
                 <w:bCs/>
+                <w:sz w:val="19"/>
+                <w:szCs w:val="19"/>
               </w:rPr>
               <w:t xml:space="preserve">Alasan penilai</w:t>
             </w:r>
@@ -3859,78 +4618,108 @@
         </w:trPr>
         <w:tc>
           <w:tcPr>
-            <w:tcW w:w="783" w:type="dxa"/>
-          </w:tcPr>
-          <w:p>
-            <w:pPr>
-              <w:spacing w:after="0"/>
-            </w:pPr>
-            <w:r>
+            <w:tcW w:w="950" w:type="dxa"/>
+          </w:tcPr>
+          <w:p>
+            <w:pPr>
+              <w:keepNext/>
+              <w:spacing w:after="0"/>
+            </w:pPr>
+            <w:r>
+              <w:rPr>
+                <w:sz w:val="19"/>
+                <w:szCs w:val="19"/>
+              </w:rPr>
               <w:t xml:space="preserve">(a)</w:t>
             </w:r>
           </w:p>
         </w:tc>
         <w:tc>
           <w:tcPr>
-            <w:tcW w:w="783" w:type="dxa"/>
-          </w:tcPr>
-          <w:p>
-            <w:pPr>
-              <w:spacing w:after="0"/>
-            </w:pPr>
-            <w:r>
+            <w:tcW w:w="1180" w:type="dxa"/>
+          </w:tcPr>
+          <w:p>
+            <w:pPr>
+              <w:keepNext/>
+              <w:spacing w:after="0"/>
+            </w:pPr>
+            <w:r>
+              <w:rPr>
+                <w:sz w:val="19"/>
+                <w:szCs w:val="19"/>
+              </w:rPr>
               <w:t xml:space="preserve">C1</w:t>
             </w:r>
           </w:p>
         </w:tc>
         <w:tc>
           <w:tcPr>
-            <w:tcW w:w="2350" w:type="dxa"/>
-          </w:tcPr>
-          <w:p>
-            <w:pPr>
-              <w:spacing w:after="0"/>
-            </w:pPr>
-            <w:r>
+            <w:tcW w:w="2251" w:type="dxa"/>
+          </w:tcPr>
+          <w:p>
+            <w:pPr>
+              <w:keepNext/>
+              <w:spacing w:after="0"/>
+            </w:pPr>
+            <w:r>
+              <w:rPr>
+                <w:sz w:val="19"/>
+                <w:szCs w:val="19"/>
+              </w:rPr>
               <w:t xml:space="preserve">Membaca data margin dan kontribusi laba</w:t>
             </w:r>
           </w:p>
         </w:tc>
         <w:tc>
           <w:tcPr>
-            <w:tcW w:w="1018" w:type="dxa"/>
-          </w:tcPr>
-          <w:p>
-            <w:pPr>
-              <w:spacing w:after="0"/>
-            </w:pPr>
-            <w:r>
+            <w:tcW w:w="856" w:type="dxa"/>
+          </w:tcPr>
+          <w:p>
+            <w:pPr>
+              <w:keepNext/>
+              <w:spacing w:after="0"/>
+            </w:pPr>
+            <w:r>
+              <w:rPr>
+                <w:sz w:val="19"/>
+                <w:szCs w:val="19"/>
+              </w:rPr>
               <w:t xml:space="preserve">2,00</w:t>
             </w:r>
           </w:p>
         </w:tc>
         <w:tc>
           <w:tcPr>
-            <w:tcW w:w="783" w:type="dxa"/>
-          </w:tcPr>
-          <w:p>
-            <w:pPr>
-              <w:spacing w:after="0"/>
-            </w:pPr>
-            <w:r>
+            <w:tcW w:w="786" w:type="dxa"/>
+          </w:tcPr>
+          <w:p>
+            <w:pPr>
+              <w:keepNext/>
+              <w:spacing w:after="0"/>
+            </w:pPr>
+            <w:r>
+              <w:rPr>
+                <w:sz w:val="19"/>
+                <w:szCs w:val="19"/>
+              </w:rPr>
               <w:t xml:space="preserve">3,00</w:t>
             </w:r>
           </w:p>
         </w:tc>
         <w:tc>
           <w:tcPr>
-            <w:tcW w:w="3917" w:type="dxa"/>
-          </w:tcPr>
-          <w:p>
-            <w:pPr>
-              <w:spacing w:after="0"/>
-            </w:pPr>
-            <w:r>
+            <w:tcW w:w="3613" w:type="dxa"/>
+          </w:tcPr>
+          <w:p>
+            <w:pPr>
+              <w:keepNext/>
+              <w:spacing w:after="0"/>
+            </w:pPr>
+            <w:r>
+              <w:rPr>
+                <w:sz w:val="19"/>
+                <w:szCs w:val="19"/>
+              </w:rPr>
               <w:t xml:space="preserve">Bukti untuk membaca data margin dan kontribusi laba ditemukan sebagian di jawaban (contoh fiktif).</w:t>
             </w:r>
           </w:p>
@@ -3942,78 +4731,108 @@
         </w:trPr>
         <w:tc>
           <w:tcPr>
-            <w:tcW w:w="783" w:type="dxa"/>
-          </w:tcPr>
-          <w:p>
-            <w:pPr>
-              <w:spacing w:after="0"/>
-            </w:pPr>
-            <w:r>
+            <w:tcW w:w="950" w:type="dxa"/>
+          </w:tcPr>
+          <w:p>
+            <w:pPr>
+              <w:keepNext/>
+              <w:spacing w:after="0"/>
+            </w:pPr>
+            <w:r>
+              <w:rPr>
+                <w:sz w:val="19"/>
+                <w:szCs w:val="19"/>
+              </w:rPr>
               <w:t xml:space="preserve">(a)</w:t>
             </w:r>
           </w:p>
         </w:tc>
         <w:tc>
           <w:tcPr>
-            <w:tcW w:w="783" w:type="dxa"/>
-          </w:tcPr>
-          <w:p>
-            <w:pPr>
-              <w:spacing w:after="0"/>
-            </w:pPr>
-            <w:r>
+            <w:tcW w:w="1180" w:type="dxa"/>
+          </w:tcPr>
+          <w:p>
+            <w:pPr>
+              <w:keepNext/>
+              <w:spacing w:after="0"/>
+            </w:pPr>
+            <w:r>
+              <w:rPr>
+                <w:sz w:val="19"/>
+                <w:szCs w:val="19"/>
+              </w:rPr>
               <w:t xml:space="preserve">C2</w:t>
             </w:r>
           </w:p>
         </w:tc>
         <w:tc>
           <w:tcPr>
-            <w:tcW w:w="2350" w:type="dxa"/>
-          </w:tcPr>
-          <w:p>
-            <w:pPr>
-              <w:spacing w:after="0"/>
-            </w:pPr>
-            <w:r>
+            <w:tcW w:w="2251" w:type="dxa"/>
+          </w:tcPr>
+          <w:p>
+            <w:pPr>
+              <w:keepNext/>
+              <w:spacing w:after="0"/>
+            </w:pPr>
+            <w:r>
+              <w:rPr>
+                <w:sz w:val="19"/>
+                <w:szCs w:val="19"/>
+              </w:rPr>
               <w:t xml:space="preserve">Mengaitkan data dengan persaingan</w:t>
             </w:r>
           </w:p>
         </w:tc>
         <w:tc>
           <w:tcPr>
-            <w:tcW w:w="1018" w:type="dxa"/>
-          </w:tcPr>
-          <w:p>
-            <w:pPr>
-              <w:spacing w:after="0"/>
-            </w:pPr>
-            <w:r>
+            <w:tcW w:w="856" w:type="dxa"/>
+          </w:tcPr>
+          <w:p>
+            <w:pPr>
+              <w:keepNext/>
+              <w:spacing w:after="0"/>
+            </w:pPr>
+            <w:r>
+              <w:rPr>
+                <w:sz w:val="19"/>
+                <w:szCs w:val="19"/>
+              </w:rPr>
               <w:t xml:space="preserve">2,50</w:t>
             </w:r>
           </w:p>
         </w:tc>
         <w:tc>
           <w:tcPr>
-            <w:tcW w:w="783" w:type="dxa"/>
-          </w:tcPr>
-          <w:p>
-            <w:pPr>
-              <w:spacing w:after="0"/>
-            </w:pPr>
-            <w:r>
+            <w:tcW w:w="786" w:type="dxa"/>
+          </w:tcPr>
+          <w:p>
+            <w:pPr>
+              <w:keepNext/>
+              <w:spacing w:after="0"/>
+            </w:pPr>
+            <w:r>
+              <w:rPr>
+                <w:sz w:val="19"/>
+                <w:szCs w:val="19"/>
+              </w:rPr>
               <w:t xml:space="preserve">3,00</w:t>
             </w:r>
           </w:p>
         </w:tc>
         <w:tc>
           <w:tcPr>
-            <w:tcW w:w="3917" w:type="dxa"/>
-          </w:tcPr>
-          <w:p>
-            <w:pPr>
-              <w:spacing w:after="0"/>
-            </w:pPr>
-            <w:r>
+            <w:tcW w:w="3613" w:type="dxa"/>
+          </w:tcPr>
+          <w:p>
+            <w:pPr>
+              <w:keepNext/>
+              <w:spacing w:after="0"/>
+            </w:pPr>
+            <w:r>
+              <w:rPr>
+                <w:sz w:val="19"/>
+                <w:szCs w:val="19"/>
+              </w:rPr>
               <w:t xml:space="preserve">Bukti untuk mengaitkan data dengan persaingan ditemukan sebagian di jawaban (contoh fiktif).</w:t>
             </w:r>
           </w:p>
@@ -4025,78 +4844,108 @@
         </w:trPr>
         <w:tc>
           <w:tcPr>
-            <w:tcW w:w="783" w:type="dxa"/>
-          </w:tcPr>
-          <w:p>
-            <w:pPr>
-              <w:spacing w:after="0"/>
-            </w:pPr>
-            <w:r>
+            <w:tcW w:w="950" w:type="dxa"/>
+          </w:tcPr>
+          <w:p>
+            <w:pPr>
+              <w:keepNext/>
+              <w:spacing w:after="0"/>
+            </w:pPr>
+            <w:r>
+              <w:rPr>
+                <w:sz w:val="19"/>
+                <w:szCs w:val="19"/>
+              </w:rPr>
               <w:t xml:space="preserve">(a)</w:t>
             </w:r>
           </w:p>
         </w:tc>
         <w:tc>
           <w:tcPr>
-            <w:tcW w:w="783" w:type="dxa"/>
-          </w:tcPr>
-          <w:p>
-            <w:pPr>
-              <w:spacing w:after="0"/>
-            </w:pPr>
-            <w:r>
+            <w:tcW w:w="1180" w:type="dxa"/>
+          </w:tcPr>
+          <w:p>
+            <w:pPr>
+              <w:keepNext/>
+              <w:spacing w:after="0"/>
+            </w:pPr>
+            <w:r>
+              <w:rPr>
+                <w:sz w:val="19"/>
+                <w:szCs w:val="19"/>
+              </w:rPr>
               <w:t xml:space="preserve">C3</w:t>
             </w:r>
           </w:p>
         </w:tc>
         <w:tc>
           <w:tcPr>
-            <w:tcW w:w="2350" w:type="dxa"/>
-          </w:tcPr>
-          <w:p>
-            <w:pPr>
-              <w:spacing w:after="0"/>
-            </w:pPr>
-            <w:r>
+            <w:tcW w:w="2251" w:type="dxa"/>
+          </w:tcPr>
+          <w:p>
+            <w:pPr>
+              <w:keepNext/>
+              <w:spacing w:after="0"/>
+            </w:pPr>
+            <w:r>
+              <w:rPr>
+                <w:sz w:val="19"/>
+                <w:szCs w:val="19"/>
+              </w:rPr>
               <w:t xml:space="preserve">Kesimpulan posisi segmen</w:t>
             </w:r>
           </w:p>
         </w:tc>
         <w:tc>
           <w:tcPr>
-            <w:tcW w:w="1018" w:type="dxa"/>
-          </w:tcPr>
-          <w:p>
-            <w:pPr>
-              <w:spacing w:after="0"/>
-            </w:pPr>
-            <w:r>
+            <w:tcW w:w="856" w:type="dxa"/>
+          </w:tcPr>
+          <w:p>
+            <w:pPr>
+              <w:keepNext/>
+              <w:spacing w:after="0"/>
+            </w:pPr>
+            <w:r>
+              <w:rPr>
+                <w:sz w:val="19"/>
+                <w:szCs w:val="19"/>
+              </w:rPr>
               <w:t xml:space="preserve">1,00</w:t>
             </w:r>
           </w:p>
         </w:tc>
         <w:tc>
           <w:tcPr>
-            <w:tcW w:w="783" w:type="dxa"/>
-          </w:tcPr>
-          <w:p>
-            <w:pPr>
-              <w:spacing w:after="0"/>
-            </w:pPr>
-            <w:r>
+            <w:tcW w:w="786" w:type="dxa"/>
+          </w:tcPr>
+          <w:p>
+            <w:pPr>
+              <w:keepNext/>
+              <w:spacing w:after="0"/>
+            </w:pPr>
+            <w:r>
+              <w:rPr>
+                <w:sz w:val="19"/>
+                <w:szCs w:val="19"/>
+              </w:rPr>
               <w:t xml:space="preserve">2,00</w:t>
             </w:r>
           </w:p>
         </w:tc>
         <w:tc>
           <w:tcPr>
-            <w:tcW w:w="3917" w:type="dxa"/>
-          </w:tcPr>
-          <w:p>
-            <w:pPr>
-              <w:spacing w:after="0"/>
-            </w:pPr>
-            <w:r>
+            <w:tcW w:w="3613" w:type="dxa"/>
+          </w:tcPr>
+          <w:p>
+            <w:pPr>
+              <w:keepNext/>
+              <w:spacing w:after="0"/>
+            </w:pPr>
+            <w:r>
+              <w:rPr>
+                <w:sz w:val="19"/>
+                <w:szCs w:val="19"/>
+              </w:rPr>
               <w:t xml:space="preserve">Bukti untuk kesimpulan posisi segmen ditemukan sebagian di jawaban (contoh fiktif).</w:t>
             </w:r>
           </w:p>
@@ -4108,78 +4957,108 @@
         </w:trPr>
         <w:tc>
           <w:tcPr>
-            <w:tcW w:w="783" w:type="dxa"/>
-          </w:tcPr>
-          <w:p>
-            <w:pPr>
-              <w:spacing w:after="0"/>
-            </w:pPr>
-            <w:r>
+            <w:tcW w:w="950" w:type="dxa"/>
+          </w:tcPr>
+          <w:p>
+            <w:pPr>
+              <w:keepNext/>
+              <w:spacing w:after="0"/>
+            </w:pPr>
+            <w:r>
+              <w:rPr>
+                <w:sz w:val="19"/>
+                <w:szCs w:val="19"/>
+              </w:rPr>
               <w:t xml:space="preserve">(b)</w:t>
             </w:r>
           </w:p>
         </w:tc>
         <w:tc>
           <w:tcPr>
-            <w:tcW w:w="783" w:type="dxa"/>
-          </w:tcPr>
-          <w:p>
-            <w:pPr>
-              <w:spacing w:after="0"/>
-            </w:pPr>
-            <w:r>
+            <w:tcW w:w="1180" w:type="dxa"/>
+          </w:tcPr>
+          <w:p>
+            <w:pPr>
+              <w:keepNext/>
+              <w:spacing w:after="0"/>
+            </w:pPr>
+            <w:r>
+              <w:rPr>
+                <w:sz w:val="19"/>
+                <w:szCs w:val="19"/>
+              </w:rPr>
               <w:t xml:space="preserve">C1</w:t>
             </w:r>
           </w:p>
         </w:tc>
         <w:tc>
           <w:tcPr>
-            <w:tcW w:w="2350" w:type="dxa"/>
-          </w:tcPr>
-          <w:p>
-            <w:pPr>
-              <w:spacing w:after="0"/>
-            </w:pPr>
-            <w:r>
+            <w:tcW w:w="2251" w:type="dxa"/>
+          </w:tcPr>
+          <w:p>
+            <w:pPr>
+              <w:keepNext/>
+              <w:spacing w:after="0"/>
+            </w:pPr>
+            <w:r>
+              <w:rPr>
+                <w:sz w:val="19"/>
+                <w:szCs w:val="19"/>
+              </w:rPr>
               <w:t xml:space="preserve">Evaluasi pilihan (1)</w:t>
             </w:r>
           </w:p>
         </w:tc>
         <w:tc>
           <w:tcPr>
-            <w:tcW w:w="1018" w:type="dxa"/>
-          </w:tcPr>
-          <w:p>
-            <w:pPr>
-              <w:spacing w:after="0"/>
-            </w:pPr>
-            <w:r>
+            <w:tcW w:w="856" w:type="dxa"/>
+          </w:tcPr>
+          <w:p>
+            <w:pPr>
+              <w:keepNext/>
+              <w:spacing w:after="0"/>
+            </w:pPr>
+            <w:r>
+              <w:rPr>
+                <w:sz w:val="19"/>
+                <w:szCs w:val="19"/>
+              </w:rPr>
               <w:t xml:space="preserve">3,00</w:t>
             </w:r>
           </w:p>
         </w:tc>
         <w:tc>
           <w:tcPr>
-            <w:tcW w:w="783" w:type="dxa"/>
-          </w:tcPr>
-          <w:p>
-            <w:pPr>
-              <w:spacing w:after="0"/>
-            </w:pPr>
-            <w:r>
+            <w:tcW w:w="786" w:type="dxa"/>
+          </w:tcPr>
+          <w:p>
+            <w:pPr>
+              <w:keepNext/>
+              <w:spacing w:after="0"/>
+            </w:pPr>
+            <w:r>
+              <w:rPr>
+                <w:sz w:val="19"/>
+                <w:szCs w:val="19"/>
+              </w:rPr>
               <w:t xml:space="preserve">4,00</w:t>
             </w:r>
           </w:p>
         </w:tc>
         <w:tc>
           <w:tcPr>
-            <w:tcW w:w="3917" w:type="dxa"/>
-          </w:tcPr>
-          <w:p>
-            <w:pPr>
-              <w:spacing w:after="0"/>
-            </w:pPr>
-            <w:r>
+            <w:tcW w:w="3613" w:type="dxa"/>
+          </w:tcPr>
+          <w:p>
+            <w:pPr>
+              <w:keepNext/>
+              <w:spacing w:after="0"/>
+            </w:pPr>
+            <w:r>
+              <w:rPr>
+                <w:sz w:val="19"/>
+                <w:szCs w:val="19"/>
+              </w:rPr>
               <w:t xml:space="preserve">Bukti untuk evaluasi pilihan (1) ditemukan sebagian di jawaban (contoh fiktif).</w:t>
             </w:r>
           </w:p>
@@ -4191,78 +5070,108 @@
         </w:trPr>
         <w:tc>
           <w:tcPr>
-            <w:tcW w:w="783" w:type="dxa"/>
-          </w:tcPr>
-          <w:p>
-            <w:pPr>
-              <w:spacing w:after="0"/>
-            </w:pPr>
-            <w:r>
+            <w:tcW w:w="950" w:type="dxa"/>
+          </w:tcPr>
+          <w:p>
+            <w:pPr>
+              <w:keepNext/>
+              <w:spacing w:after="0"/>
+            </w:pPr>
+            <w:r>
+              <w:rPr>
+                <w:sz w:val="19"/>
+                <w:szCs w:val="19"/>
+              </w:rPr>
               <w:t xml:space="preserve">(b)</w:t>
             </w:r>
           </w:p>
         </w:tc>
         <w:tc>
           <w:tcPr>
-            <w:tcW w:w="783" w:type="dxa"/>
-          </w:tcPr>
-          <w:p>
-            <w:pPr>
-              <w:spacing w:after="0"/>
-            </w:pPr>
-            <w:r>
+            <w:tcW w:w="1180" w:type="dxa"/>
+          </w:tcPr>
+          <w:p>
+            <w:pPr>
+              <w:keepNext/>
+              <w:spacing w:after="0"/>
+            </w:pPr>
+            <w:r>
+              <w:rPr>
+                <w:sz w:val="19"/>
+                <w:szCs w:val="19"/>
+              </w:rPr>
               <w:t xml:space="preserve">C2</w:t>
             </w:r>
           </w:p>
         </w:tc>
         <w:tc>
           <w:tcPr>
-            <w:tcW w:w="2350" w:type="dxa"/>
-          </w:tcPr>
-          <w:p>
-            <w:pPr>
-              <w:spacing w:after="0"/>
-            </w:pPr>
-            <w:r>
+            <w:tcW w:w="2251" w:type="dxa"/>
+          </w:tcPr>
+          <w:p>
+            <w:pPr>
+              <w:keepNext/>
+              <w:spacing w:after="0"/>
+            </w:pPr>
+            <w:r>
+              <w:rPr>
+                <w:sz w:val="19"/>
+                <w:szCs w:val="19"/>
+              </w:rPr>
               <w:t xml:space="preserve">Evaluasi pilihan (2)</w:t>
             </w:r>
           </w:p>
         </w:tc>
         <w:tc>
           <w:tcPr>
-            <w:tcW w:w="1018" w:type="dxa"/>
-          </w:tcPr>
-          <w:p>
-            <w:pPr>
-              <w:spacing w:after="0"/>
-            </w:pPr>
-            <w:r>
+            <w:tcW w:w="856" w:type="dxa"/>
+          </w:tcPr>
+          <w:p>
+            <w:pPr>
+              <w:keepNext/>
+              <w:spacing w:after="0"/>
+            </w:pPr>
+            <w:r>
+              <w:rPr>
+                <w:sz w:val="19"/>
+                <w:szCs w:val="19"/>
+              </w:rPr>
               <w:t xml:space="preserve">2,00</w:t>
             </w:r>
           </w:p>
         </w:tc>
         <w:tc>
           <w:tcPr>
-            <w:tcW w:w="783" w:type="dxa"/>
-          </w:tcPr>
-          <w:p>
-            <w:pPr>
-              <w:spacing w:after="0"/>
-            </w:pPr>
-            <w:r>
+            <w:tcW w:w="786" w:type="dxa"/>
+          </w:tcPr>
+          <w:p>
+            <w:pPr>
+              <w:keepNext/>
+              <w:spacing w:after="0"/>
+            </w:pPr>
+            <w:r>
+              <w:rPr>
+                <w:sz w:val="19"/>
+                <w:szCs w:val="19"/>
+              </w:rPr>
               <w:t xml:space="preserve">4,00</w:t>
             </w:r>
           </w:p>
         </w:tc>
         <w:tc>
           <w:tcPr>
-            <w:tcW w:w="3917" w:type="dxa"/>
-          </w:tcPr>
-          <w:p>
-            <w:pPr>
-              <w:spacing w:after="0"/>
-            </w:pPr>
-            <w:r>
+            <w:tcW w:w="3613" w:type="dxa"/>
+          </w:tcPr>
+          <w:p>
+            <w:pPr>
+              <w:keepNext/>
+              <w:spacing w:after="0"/>
+            </w:pPr>
+            <w:r>
+              <w:rPr>
+                <w:sz w:val="19"/>
+                <w:szCs w:val="19"/>
+              </w:rPr>
               <w:t xml:space="preserve">Bukti untuk evaluasi pilihan (2) ditemukan sebagian di jawaban (contoh fiktif).</w:t>
             </w:r>
           </w:p>
@@ -4274,78 +5183,108 @@
         </w:trPr>
         <w:tc>
           <w:tcPr>
-            <w:tcW w:w="783" w:type="dxa"/>
-          </w:tcPr>
-          <w:p>
-            <w:pPr>
-              <w:spacing w:after="0"/>
-            </w:pPr>
-            <w:r>
+            <w:tcW w:w="950" w:type="dxa"/>
+          </w:tcPr>
+          <w:p>
+            <w:pPr>
+              <w:keepNext/>
+              <w:spacing w:after="0"/>
+            </w:pPr>
+            <w:r>
+              <w:rPr>
+                <w:sz w:val="19"/>
+                <w:szCs w:val="19"/>
+              </w:rPr>
               <w:t xml:space="preserve">(b)</w:t>
             </w:r>
           </w:p>
         </w:tc>
         <w:tc>
           <w:tcPr>
-            <w:tcW w:w="783" w:type="dxa"/>
-          </w:tcPr>
-          <w:p>
-            <w:pPr>
-              <w:spacing w:after="0"/>
-            </w:pPr>
-            <w:r>
+            <w:tcW w:w="1180" w:type="dxa"/>
+          </w:tcPr>
+          <w:p>
+            <w:pPr>
+              <w:keepNext/>
+              <w:spacing w:after="0"/>
+            </w:pPr>
+            <w:r>
+              <w:rPr>
+                <w:sz w:val="19"/>
+                <w:szCs w:val="19"/>
+              </w:rPr>
               <w:t xml:space="preserve">C3</w:t>
             </w:r>
           </w:p>
         </w:tc>
         <w:tc>
           <w:tcPr>
-            <w:tcW w:w="2350" w:type="dxa"/>
-          </w:tcPr>
-          <w:p>
-            <w:pPr>
-              <w:spacing w:after="0"/>
-            </w:pPr>
-            <w:r>
+            <w:tcW w:w="2251" w:type="dxa"/>
+          </w:tcPr>
+          <w:p>
+            <w:pPr>
+              <w:keepNext/>
+              <w:spacing w:after="0"/>
+            </w:pPr>
+            <w:r>
+              <w:rPr>
+                <w:sz w:val="19"/>
+                <w:szCs w:val="19"/>
+              </w:rPr>
               <w:t xml:space="preserve">Rekomendasi</w:t>
             </w:r>
           </w:p>
         </w:tc>
         <w:tc>
           <w:tcPr>
-            <w:tcW w:w="1018" w:type="dxa"/>
-          </w:tcPr>
-          <w:p>
-            <w:pPr>
-              <w:spacing w:after="0"/>
-            </w:pPr>
-            <w:r>
+            <w:tcW w:w="856" w:type="dxa"/>
+          </w:tcPr>
+          <w:p>
+            <w:pPr>
+              <w:keepNext/>
+              <w:spacing w:after="0"/>
+            </w:pPr>
+            <w:r>
+              <w:rPr>
+                <w:sz w:val="19"/>
+                <w:szCs w:val="19"/>
+              </w:rPr>
               <w:t xml:space="preserve">1,50</w:t>
             </w:r>
           </w:p>
         </w:tc>
         <w:tc>
           <w:tcPr>
-            <w:tcW w:w="783" w:type="dxa"/>
-          </w:tcPr>
-          <w:p>
-            <w:pPr>
-              <w:spacing w:after="0"/>
-            </w:pPr>
-            <w:r>
+            <w:tcW w:w="786" w:type="dxa"/>
+          </w:tcPr>
+          <w:p>
+            <w:pPr>
+              <w:keepNext/>
+              <w:spacing w:after="0"/>
+            </w:pPr>
+            <w:r>
+              <w:rPr>
+                <w:sz w:val="19"/>
+                <w:szCs w:val="19"/>
+              </w:rPr>
               <w:t xml:space="preserve">2,00</w:t>
             </w:r>
           </w:p>
         </w:tc>
         <w:tc>
           <w:tcPr>
-            <w:tcW w:w="3917" w:type="dxa"/>
-          </w:tcPr>
-          <w:p>
-            <w:pPr>
-              <w:spacing w:after="0"/>
-            </w:pPr>
-            <w:r>
+            <w:tcW w:w="3613" w:type="dxa"/>
+          </w:tcPr>
+          <w:p>
+            <w:pPr>
+              <w:keepNext/>
+              <w:spacing w:after="0"/>
+            </w:pPr>
+            <w:r>
+              <w:rPr>
+                <w:sz w:val="19"/>
+                <w:szCs w:val="19"/>
+              </w:rPr>
               <w:t xml:space="preserve">Bukti untuk rekomendasi ditemukan sebagian di jawaban (contoh fiktif).</w:t>
             </w:r>
           </w:p>
@@ -4357,78 +5296,102 @@
         </w:trPr>
         <w:tc>
           <w:tcPr>
-            <w:tcW w:w="783" w:type="dxa"/>
-          </w:tcPr>
-          <w:p>
-            <w:pPr>
-              <w:spacing w:after="0"/>
-            </w:pPr>
-            <w:r>
+            <w:tcW w:w="950" w:type="dxa"/>
+          </w:tcPr>
+          <w:p>
+            <w:pPr>
+              <w:spacing w:after="0"/>
+            </w:pPr>
+            <w:r>
+              <w:rPr>
+                <w:sz w:val="19"/>
+                <w:szCs w:val="19"/>
+              </w:rPr>
               <w:t xml:space="preserve">(b)</w:t>
             </w:r>
           </w:p>
         </w:tc>
         <w:tc>
           <w:tcPr>
-            <w:tcW w:w="783" w:type="dxa"/>
-          </w:tcPr>
-          <w:p>
-            <w:pPr>
-              <w:spacing w:after="0"/>
-            </w:pPr>
-            <w:r>
+            <w:tcW w:w="1180" w:type="dxa"/>
+          </w:tcPr>
+          <w:p>
+            <w:pPr>
+              <w:spacing w:after="0"/>
+            </w:pPr>
+            <w:r>
+              <w:rPr>
+                <w:sz w:val="19"/>
+                <w:szCs w:val="19"/>
+              </w:rPr>
               <w:t xml:space="preserve">C4</w:t>
             </w:r>
           </w:p>
         </w:tc>
         <w:tc>
           <w:tcPr>
-            <w:tcW w:w="2350" w:type="dxa"/>
-          </w:tcPr>
-          <w:p>
-            <w:pPr>
-              <w:spacing w:after="0"/>
-            </w:pPr>
-            <w:r>
+            <w:tcW w:w="2251" w:type="dxa"/>
+          </w:tcPr>
+          <w:p>
+            <w:pPr>
+              <w:spacing w:after="0"/>
+            </w:pPr>
+            <w:r>
+              <w:rPr>
+                <w:sz w:val="19"/>
+                <w:szCs w:val="19"/>
+              </w:rPr>
               <w:t xml:space="preserve">Risiko dan mitigasi</w:t>
             </w:r>
           </w:p>
         </w:tc>
         <w:tc>
           <w:tcPr>
-            <w:tcW w:w="1018" w:type="dxa"/>
-          </w:tcPr>
-          <w:p>
-            <w:pPr>
-              <w:spacing w:after="0"/>
-            </w:pPr>
-            <w:r>
+            <w:tcW w:w="856" w:type="dxa"/>
+          </w:tcPr>
+          <w:p>
+            <w:pPr>
+              <w:spacing w:after="0"/>
+            </w:pPr>
+            <w:r>
+              <w:rPr>
+                <w:sz w:val="19"/>
+                <w:szCs w:val="19"/>
+              </w:rPr>
               <w:t xml:space="preserve">1,50</w:t>
             </w:r>
           </w:p>
         </w:tc>
         <w:tc>
           <w:tcPr>
-            <w:tcW w:w="783" w:type="dxa"/>
-          </w:tcPr>
-          <w:p>
-            <w:pPr>
-              <w:spacing w:after="0"/>
-            </w:pPr>
-            <w:r>
+            <w:tcW w:w="786" w:type="dxa"/>
+          </w:tcPr>
+          <w:p>
+            <w:pPr>
+              <w:spacing w:after="0"/>
+            </w:pPr>
+            <w:r>
+              <w:rPr>
+                <w:sz w:val="19"/>
+                <w:szCs w:val="19"/>
+              </w:rPr>
               <w:t xml:space="preserve">2,00</w:t>
             </w:r>
           </w:p>
         </w:tc>
         <w:tc>
           <w:tcPr>
-            <w:tcW w:w="3917" w:type="dxa"/>
-          </w:tcPr>
-          <w:p>
-            <w:pPr>
-              <w:spacing w:after="0"/>
-            </w:pPr>
-            <w:r>
+            <w:tcW w:w="3613" w:type="dxa"/>
+          </w:tcPr>
+          <w:p>
+            <w:pPr>
+              <w:spacing w:after="0"/>
+            </w:pPr>
+            <w:r>
+              <w:rPr>
+                <w:sz w:val="19"/>
+                <w:szCs w:val="19"/>
+              </w:rPr>
               <w:t xml:space="preserve">Bukti untuk risiko dan mitigasi ditemukan sebagian di jawaban (contoh fiktif).</w:t>
             </w:r>
           </w:p>
@@ -4461,7 +5424,7 @@
         <w:t xml:space="preserve">Kekuatan: </w:t>
       </w:r>
       <w:r>
-        <w:t xml:space="preserve">Membaca data dan konsep utama dengan benar.</w:t>
+        <w:t xml:space="preserve">Membaca data margin ketiga segmen dengan benar dan memberi rekomendasi tegas.</w:t>
       </w:r>
     </w:p>
     <w:p>
@@ -4473,7 +5436,7 @@
         <w:t xml:space="preserve">Kelemahan: </w:t>
       </w:r>
       <w:r>
-        <w:t xml:space="preserve">Hubungan sebab-akibat dan dampak keuangan belum dijelaskan.</w:t>
+        <w:t xml:space="preserve">Evaluasi pilihan kurang kuantitatif; risiko belum disertai mitigasi.</w:t>
       </w:r>
     </w:p>
     <w:p>
@@ -4485,7 +5448,7 @@
         <w:t xml:space="preserve">Saran perbaikan: </w:t>
       </w:r>
       <w:r>
-        <w:t xml:space="preserve">Tunjukkan rantai sebab-akibat dan hitung dampak keputusan pada laba.</w:t>
+        <w:t xml:space="preserve">Hitung dampak investasi Rp300 miliar pada laba operasi dan sertakan mitigasi tiap risiko.</w:t>
       </w:r>
     </w:p>
     <w:p>
@@ -4509,7 +5472,7 @@
     </w:p>
     <w:p>
       <w:pPr>
-        <w:pStyle w:val="Heading3"/>
+        <w:pStyle w:val="Heading2"/>
       </w:pPr>
       <w:r>
         <w:t xml:space="preserve">Topik T02 — Pengukuran kinerja strategis (capaian 56,25%)</w:t>
@@ -4522,7 +5485,7 @@
       <w:r>
         <w:t xml:space="preserve">•</w:t>
         <w:tab/>
-        <w:t xml:space="preserve">Pelajari ulang konsep: Balanced scorecard dan strategy map; Balanced scorecard.</w:t>
+        <w:t xml:space="preserve">Pelajari ulang konsep: Balanced scorecard dan strategy map.</w:t>
       </w:r>
     </w:p>
     <w:p>
@@ -4542,7 +5505,7 @@
       <w:r>
         <w:t xml:space="preserve">•</w:t>
         <w:tab/>
-        <w:t xml:space="preserve">Saran penilai untuk Soal 4: Tunjukkan rantai sebab-akibat dan hitung dampak keputusan pada laba.</w:t>
+        <w:t xml:space="preserve">Saran penilai untuk Soal 4: Gambarkan strategy map: pembelajaran -&gt; proses internal -&gt; pelanggan -&gt; keuangan.</w:t>
       </w:r>
     </w:p>
     <w:p>
@@ -4557,7 +5520,7 @@
     </w:p>
     <w:p>
       <w:pPr>
-        <w:pStyle w:val="Heading3"/>
+        <w:pStyle w:val="Heading2"/>
       </w:pPr>
       <w:r>
         <w:t xml:space="preserve">Kompetensi K01 — Menganalisis dan mengevaluasi strategi (capaian 65,71%)</w:t>
@@ -4570,7 +5533,7 @@
       <w:r>
         <w:t xml:space="preserve">•</w:t>
         <w:tab/>
-        <w:t xml:space="preserve">Pelajari ulang konsep: Balanced scorecard dan strategy map; Balanced scorecard; Analisis portofolio bisnis; Keunggulan bersaing Porter.</w:t>
+        <w:t xml:space="preserve">Pelajari ulang konsep: Balanced scorecard dan strategy map; Analisis portofolio bisnis; Keunggulan bersaing Porter.</w:t>
       </w:r>
     </w:p>
     <w:p>
@@ -4590,7 +5553,7 @@
       <w:r>
         <w:t xml:space="preserve">•</w:t>
         <w:tab/>
-        <w:t xml:space="preserve">Saran penilai untuk Soal 4: Tunjukkan rantai sebab-akibat dan hitung dampak keputusan pada laba.</w:t>
+        <w:t xml:space="preserve">Saran penilai untuk Soal 4: Gambarkan strategy map: pembelajaran -&gt; proses internal -&gt; pelanggan -&gt; keuangan.</w:t>
       </w:r>
     </w:p>
     <w:p>
@@ -4600,7 +5563,7 @@
       <w:r>
         <w:t xml:space="preserve">•</w:t>
         <w:tab/>
-        <w:t xml:space="preserve">Saran penilai untuk Soal 5: Tunjukkan rantai sebab-akibat dan hitung dampak keputusan pada laba.</w:t>
+        <w:t xml:space="preserve">Saran penilai untuk Soal 5: Hitung dampak investasi Rp300 miliar pada laba operasi dan sertakan mitigasi tiap risiko.</w:t>
       </w:r>
     </w:p>
     <w:p>
@@ -4647,6 +5610,7 @@
       </w:tblGrid>
       <w:tr>
         <w:trPr>
+          <w:cantSplit/>
           <w:tblHeader/>
         </w:trPr>
         <w:tc>
@@ -4656,12 +5620,15 @@
           </w:tcPr>
           <w:p>
             <w:pPr>
+              <w:keepNext/>
               <w:spacing w:after="0"/>
             </w:pPr>
             <w:r>
               <w:rPr>
                 <w:b/>
                 <w:bCs/>
+                <w:sz w:val="19"/>
+                <w:szCs w:val="19"/>
               </w:rPr>
               <w:t xml:space="preserve">Waktu</w:t>
             </w:r>
@@ -4674,12 +5641,15 @@
           </w:tcPr>
           <w:p>
             <w:pPr>
+              <w:keepNext/>
               <w:spacing w:after="0"/>
             </w:pPr>
             <w:r>
               <w:rPr>
                 <w:b/>
                 <w:bCs/>
+                <w:sz w:val="19"/>
+                <w:szCs w:val="19"/>
               </w:rPr>
               <w:t xml:space="preserve">Kejadian</w:t>
             </w:r>
@@ -4692,12 +5662,15 @@
           </w:tcPr>
           <w:p>
             <w:pPr>
+              <w:keepNext/>
               <w:spacing w:after="0"/>
             </w:pPr>
             <w:r>
               <w:rPr>
                 <w:b/>
                 <w:bCs/>
+                <w:sz w:val="19"/>
+                <w:szCs w:val="19"/>
               </w:rPr>
               <w:t xml:space="preserve">Soal</w:t>
             </w:r>
@@ -4710,12 +5683,15 @@
           </w:tcPr>
           <w:p>
             <w:pPr>
+              <w:keepNext/>
               <w:spacing w:after="0"/>
             </w:pPr>
             <w:r>
               <w:rPr>
                 <w:b/>
                 <w:bCs/>
+                <w:sz w:val="19"/>
+                <w:szCs w:val="19"/>
               </w:rPr>
               <w:t xml:space="preserve">Keterangan</w:t>
             </w:r>
@@ -4735,6 +5711,10 @@
               <w:spacing w:after="0"/>
             </w:pPr>
             <w:r>
+              <w:rPr>
+                <w:sz w:val="19"/>
+                <w:szCs w:val="19"/>
+              </w:rPr>
               <w:t xml:space="preserve">17 Oktober 2026 pukul 08.00</w:t>
             </w:r>
           </w:p>
@@ -4748,6 +5728,10 @@
               <w:spacing w:after="0"/>
             </w:pPr>
             <w:r>
+              <w:rPr>
+                <w:sz w:val="19"/>
+                <w:szCs w:val="19"/>
+              </w:rPr>
               <w:t xml:space="preserve">Mulai</w:t>
             </w:r>
           </w:p>
@@ -4761,6 +5745,10 @@
               <w:spacing w:after="0"/>
             </w:pPr>
             <w:r>
+              <w:rPr>
+                <w:sz w:val="19"/>
+                <w:szCs w:val="19"/>
+              </w:rPr>
               <w:t xml:space="preserve"/>
             </w:r>
           </w:p>
@@ -4774,6 +5762,10 @@
               <w:spacing w:after="0"/>
             </w:pPr>
             <w:r>
+              <w:rPr>
+                <w:sz w:val="19"/>
+                <w:szCs w:val="19"/>
+              </w:rPr>
               <w:t xml:space="preserve"/>
             </w:r>
           </w:p>
@@ -4792,6 +5784,10 @@
               <w:spacing w:after="0"/>
             </w:pPr>
             <w:r>
+              <w:rPr>
+                <w:sz w:val="19"/>
+                <w:szCs w:val="19"/>
+              </w:rPr>
               <w:t xml:space="preserve">17 Oktober 2026 pukul 08.05</w:t>
             </w:r>
           </w:p>
@@ -4805,6 +5801,10 @@
               <w:spacing w:after="0"/>
             </w:pPr>
             <w:r>
+              <w:rPr>
+                <w:sz w:val="19"/>
+                <w:szCs w:val="19"/>
+              </w:rPr>
               <w:t xml:space="preserve">Jawaban diubah</w:t>
             </w:r>
           </w:p>
@@ -4818,6 +5818,10 @@
               <w:spacing w:after="0"/>
             </w:pPr>
             <w:r>
+              <w:rPr>
+                <w:sz w:val="19"/>
+                <w:szCs w:val="19"/>
+              </w:rPr>
               <w:t xml:space="preserve">Soal 1 (DEMO-MCQ-001)</w:t>
             </w:r>
           </w:p>
@@ -4831,6 +5835,10 @@
               <w:spacing w:after="0"/>
             </w:pPr>
             <w:r>
+              <w:rPr>
+                <w:sz w:val="19"/>
+                <w:szCs w:val="19"/>
+              </w:rPr>
               <w:t xml:space="preserve"/>
             </w:r>
           </w:p>
@@ -4849,6 +5857,10 @@
               <w:spacing w:after="0"/>
             </w:pPr>
             <w:r>
+              <w:rPr>
+                <w:sz w:val="19"/>
+                <w:szCs w:val="19"/>
+              </w:rPr>
               <w:t xml:space="preserve">17 Oktober 2026 pukul 08.05</w:t>
             </w:r>
           </w:p>
@@ -4862,6 +5874,10 @@
               <w:spacing w:after="0"/>
             </w:pPr>
             <w:r>
+              <w:rPr>
+                <w:sz w:val="19"/>
+                <w:szCs w:val="19"/>
+              </w:rPr>
               <w:t xml:space="preserve">Jawaban diubah</w:t>
             </w:r>
           </w:p>
@@ -4875,6 +5891,10 @@
               <w:spacing w:after="0"/>
             </w:pPr>
             <w:r>
+              <w:rPr>
+                <w:sz w:val="19"/>
+                <w:szCs w:val="19"/>
+              </w:rPr>
               <w:t xml:space="preserve">Soal 2 (DEMO-MCQ-002)</w:t>
             </w:r>
           </w:p>
@@ -4888,6 +5908,10 @@
               <w:spacing w:after="0"/>
             </w:pPr>
             <w:r>
+              <w:rPr>
+                <w:sz w:val="19"/>
+                <w:szCs w:val="19"/>
+              </w:rPr>
               <w:t xml:space="preserve"/>
             </w:r>
           </w:p>
@@ -4906,6 +5930,10 @@
               <w:spacing w:after="0"/>
             </w:pPr>
             <w:r>
+              <w:rPr>
+                <w:sz w:val="19"/>
+                <w:szCs w:val="19"/>
+              </w:rPr>
               <w:t xml:space="preserve">17 Oktober 2026 pukul 08.05</w:t>
             </w:r>
           </w:p>
@@ -4919,6 +5947,10 @@
               <w:spacing w:after="0"/>
             </w:pPr>
             <w:r>
+              <w:rPr>
+                <w:sz w:val="19"/>
+                <w:szCs w:val="19"/>
+              </w:rPr>
               <w:t xml:space="preserve">Jawaban diubah</w:t>
             </w:r>
           </w:p>
@@ -4932,6 +5964,10 @@
               <w:spacing w:after="0"/>
             </w:pPr>
             <w:r>
+              <w:rPr>
+                <w:sz w:val="19"/>
+                <w:szCs w:val="19"/>
+              </w:rPr>
               <w:t xml:space="preserve">Soal 3 (DEMO-NUM-001)</w:t>
             </w:r>
           </w:p>
@@ -4945,6 +5981,10 @@
               <w:spacing w:after="0"/>
             </w:pPr>
             <w:r>
+              <w:rPr>
+                <w:sz w:val="19"/>
+                <w:szCs w:val="19"/>
+              </w:rPr>
               <w:t xml:space="preserve"/>
             </w:r>
           </w:p>
@@ -4963,6 +6003,10 @@
               <w:spacing w:after="0"/>
             </w:pPr>
             <w:r>
+              <w:rPr>
+                <w:sz w:val="19"/>
+                <w:szCs w:val="19"/>
+              </w:rPr>
               <w:t xml:space="preserve">17 Oktober 2026 pukul 08.05</w:t>
             </w:r>
           </w:p>
@@ -4976,6 +6020,10 @@
               <w:spacing w:after="0"/>
             </w:pPr>
             <w:r>
+              <w:rPr>
+                <w:sz w:val="19"/>
+                <w:szCs w:val="19"/>
+              </w:rPr>
               <w:t xml:space="preserve">Jawaban diubah</w:t>
             </w:r>
           </w:p>
@@ -4989,6 +6037,10 @@
               <w:spacing w:after="0"/>
             </w:pPr>
             <w:r>
+              <w:rPr>
+                <w:sz w:val="19"/>
+                <w:szCs w:val="19"/>
+              </w:rPr>
               <w:t xml:space="preserve">Soal 4 (DEMO-ESA-001)</w:t>
             </w:r>
           </w:p>
@@ -5002,6 +6054,10 @@
               <w:spacing w:after="0"/>
             </w:pPr>
             <w:r>
+              <w:rPr>
+                <w:sz w:val="19"/>
+                <w:szCs w:val="19"/>
+              </w:rPr>
               <w:t xml:space="preserve"/>
             </w:r>
           </w:p>
@@ -5020,6 +6076,10 @@
               <w:spacing w:after="0"/>
             </w:pPr>
             <w:r>
+              <w:rPr>
+                <w:sz w:val="19"/>
+                <w:szCs w:val="19"/>
+              </w:rPr>
               <w:t xml:space="preserve">17 Oktober 2026 pukul 08.05</w:t>
             </w:r>
           </w:p>
@@ -5033,6 +6093,10 @@
               <w:spacing w:after="0"/>
             </w:pPr>
             <w:r>
+              <w:rPr>
+                <w:sz w:val="19"/>
+                <w:szCs w:val="19"/>
+              </w:rPr>
               <w:t xml:space="preserve">Jawaban diubah</w:t>
             </w:r>
           </w:p>
@@ -5046,6 +6110,10 @@
               <w:spacing w:after="0"/>
             </w:pPr>
             <w:r>
+              <w:rPr>
+                <w:sz w:val="19"/>
+                <w:szCs w:val="19"/>
+              </w:rPr>
               <w:t xml:space="preserve">Soal 5 (DEMO-KAS-001)</w:t>
             </w:r>
           </w:p>
@@ -5059,6 +6127,10 @@
               <w:spacing w:after="0"/>
             </w:pPr>
             <w:r>
+              <w:rPr>
+                <w:sz w:val="19"/>
+                <w:szCs w:val="19"/>
+              </w:rPr>
               <w:t xml:space="preserve"/>
             </w:r>
           </w:p>
@@ -5077,6 +6149,10 @@
               <w:spacing w:after="0"/>
             </w:pPr>
             <w:r>
+              <w:rPr>
+                <w:sz w:val="19"/>
+                <w:szCs w:val="19"/>
+              </w:rPr>
               <w:t xml:space="preserve">17 Oktober 2026 pukul 08.06</w:t>
             </w:r>
           </w:p>
@@ -5090,6 +6166,10 @@
               <w:spacing w:after="0"/>
             </w:pPr>
             <w:r>
+              <w:rPr>
+                <w:sz w:val="19"/>
+                <w:szCs w:val="19"/>
+              </w:rPr>
               <w:t xml:space="preserve">Meninggalkan layar ujian</w:t>
             </w:r>
           </w:p>
@@ -5103,6 +6183,10 @@
               <w:spacing w:after="0"/>
             </w:pPr>
             <w:r>
+              <w:rPr>
+                <w:sz w:val="19"/>
+                <w:szCs w:val="19"/>
+              </w:rPr>
               <w:t xml:space="preserve"/>
             </w:r>
           </w:p>
@@ -5116,6 +6200,10 @@
               <w:spacing w:after="0"/>
             </w:pPr>
             <w:r>
+              <w:rPr>
+                <w:sz w:val="19"/>
+                <w:szCs w:val="19"/>
+              </w:rPr>
               <w:t xml:space="preserve">12 detik</w:t>
             </w:r>
           </w:p>
@@ -5134,6 +6222,10 @@
               <w:spacing w:after="0"/>
             </w:pPr>
             <w:r>
+              <w:rPr>
+                <w:sz w:val="19"/>
+                <w:szCs w:val="19"/>
+              </w:rPr>
               <w:t xml:space="preserve">17 Oktober 2026 pukul 08.25</w:t>
             </w:r>
           </w:p>
@@ -5147,6 +6239,10 @@
               <w:spacing w:after="0"/>
             </w:pPr>
             <w:r>
+              <w:rPr>
+                <w:sz w:val="19"/>
+                <w:szCs w:val="19"/>
+              </w:rPr>
               <w:t xml:space="preserve">Dikumpulkan</w:t>
             </w:r>
           </w:p>
@@ -5160,6 +6256,10 @@
               <w:spacing w:after="0"/>
             </w:pPr>
             <w:r>
+              <w:rPr>
+                <w:sz w:val="19"/>
+                <w:szCs w:val="19"/>
+              </w:rPr>
               <w:t xml:space="preserve"/>
             </w:r>
           </w:p>
@@ -5173,6 +6273,10 @@
               <w:spacing w:after="0"/>
             </w:pPr>
             <w:r>
+              <w:rPr>
+                <w:sz w:val="19"/>
+                <w:szCs w:val="19"/>
+              </w:rPr>
               <w:t xml:space="preserve">MANUAL</w:t>
             </w:r>
           </w:p>
@@ -5208,30 +6312,34 @@
         <w:tblLook w:val="04A0" w:firstRow="1" w:lastRow="0" w:firstColumn="0" w:lastColumn="0" w:noHBand="0" w:noVBand="1"/>
       </w:tblPr>
       <w:tblGrid>
-        <w:gridCol w:w="1733"/>
-        <w:gridCol w:w="2080"/>
-        <w:gridCol w:w="832"/>
-        <w:gridCol w:w="832"/>
-        <w:gridCol w:w="2773"/>
-        <w:gridCol w:w="1386"/>
+        <w:gridCol w:w="1631"/>
+        <w:gridCol w:w="1960"/>
+        <w:gridCol w:w="1065"/>
+        <w:gridCol w:w="1065"/>
+        <w:gridCol w:w="2607"/>
+        <w:gridCol w:w="1308"/>
       </w:tblGrid>
       <w:tr>
         <w:trPr>
+          <w:cantSplit/>
           <w:tblHeader/>
         </w:trPr>
         <w:tc>
           <w:tcPr>
-            <w:tcW w:w="1733" w:type="dxa"/>
+            <w:tcW w:w="1631" w:type="dxa"/>
             <w:shd w:val="clear" w:color="auto" w:fill="E7ECF3"/>
           </w:tcPr>
           <w:p>
             <w:pPr>
+              <w:keepNext/>
               <w:spacing w:after="0"/>
             </w:pPr>
             <w:r>
               <w:rPr>
                 <w:b/>
                 <w:bCs/>
+                <w:sz w:val="19"/>
+                <w:szCs w:val="19"/>
               </w:rPr>
               <w:t xml:space="preserve">Waktu</w:t>
             </w:r>
@@ -5239,17 +6347,20 @@
         </w:tc>
         <w:tc>
           <w:tcPr>
-            <w:tcW w:w="2080" w:type="dxa"/>
+            <w:tcW w:w="1960" w:type="dxa"/>
             <w:shd w:val="clear" w:color="auto" w:fill="E7ECF3"/>
           </w:tcPr>
           <w:p>
             <w:pPr>
+              <w:keepNext/>
               <w:spacing w:after="0"/>
             </w:pPr>
             <w:r>
               <w:rPr>
                 <w:b/>
                 <w:bCs/>
+                <w:sz w:val="19"/>
+                <w:szCs w:val="19"/>
               </w:rPr>
               <w:t xml:space="preserve">Skor yang dikoreksi</w:t>
             </w:r>
@@ -5257,17 +6368,20 @@
         </w:tc>
         <w:tc>
           <w:tcPr>
-            <w:tcW w:w="832" w:type="dxa"/>
+            <w:tcW w:w="1065" w:type="dxa"/>
             <w:shd w:val="clear" w:color="auto" w:fill="E7ECF3"/>
           </w:tcPr>
           <w:p>
             <w:pPr>
+              <w:keepNext/>
               <w:spacing w:after="0"/>
             </w:pPr>
             <w:r>
               <w:rPr>
                 <w:b/>
                 <w:bCs/>
+                <w:sz w:val="19"/>
+                <w:szCs w:val="19"/>
               </w:rPr>
               <w:t xml:space="preserve">Sebelum</w:t>
             </w:r>
@@ -5275,17 +6389,20 @@
         </w:tc>
         <w:tc>
           <w:tcPr>
-            <w:tcW w:w="832" w:type="dxa"/>
+            <w:tcW w:w="1065" w:type="dxa"/>
             <w:shd w:val="clear" w:color="auto" w:fill="E7ECF3"/>
           </w:tcPr>
           <w:p>
             <w:pPr>
+              <w:keepNext/>
               <w:spacing w:after="0"/>
             </w:pPr>
             <w:r>
               <w:rPr>
                 <w:b/>
                 <w:bCs/>
+                <w:sz w:val="19"/>
+                <w:szCs w:val="19"/>
               </w:rPr>
               <w:t xml:space="preserve">Sesudah</w:t>
             </w:r>
@@ -5293,17 +6410,20 @@
         </w:tc>
         <w:tc>
           <w:tcPr>
-            <w:tcW w:w="2773" w:type="dxa"/>
+            <w:tcW w:w="2607" w:type="dxa"/>
             <w:shd w:val="clear" w:color="auto" w:fill="E7ECF3"/>
           </w:tcPr>
           <w:p>
             <w:pPr>
+              <w:keepNext/>
               <w:spacing w:after="0"/>
             </w:pPr>
             <w:r>
               <w:rPr>
                 <w:b/>
                 <w:bCs/>
+                <w:sz w:val="19"/>
+                <w:szCs w:val="19"/>
               </w:rPr>
               <w:t xml:space="preserve">Alasan</w:t>
             </w:r>
@@ -5311,17 +6431,20 @@
         </w:tc>
         <w:tc>
           <w:tcPr>
-            <w:tcW w:w="1386" w:type="dxa"/>
+            <w:tcW w:w="1308" w:type="dxa"/>
             <w:shd w:val="clear" w:color="auto" w:fill="E7ECF3"/>
           </w:tcPr>
           <w:p>
             <w:pPr>
+              <w:keepNext/>
               <w:spacing w:after="0"/>
             </w:pPr>
             <w:r>
               <w:rPr>
                 <w:b/>
                 <w:bCs/>
+                <w:sz w:val="19"/>
+                <w:szCs w:val="19"/>
               </w:rPr>
               <w:t xml:space="preserve">Status</w:t>
             </w:r>
@@ -5334,78 +6457,102 @@
         </w:trPr>
         <w:tc>
           <w:tcPr>
-            <w:tcW w:w="1733" w:type="dxa"/>
-          </w:tcPr>
-          <w:p>
-            <w:pPr>
-              <w:spacing w:after="0"/>
-            </w:pPr>
-            <w:r>
+            <w:tcW w:w="1631" w:type="dxa"/>
+          </w:tcPr>
+          <w:p>
+            <w:pPr>
+              <w:spacing w:after="0"/>
+            </w:pPr>
+            <w:r>
+              <w:rPr>
+                <w:sz w:val="19"/>
+                <w:szCs w:val="19"/>
+              </w:rPr>
               <w:t xml:space="preserve">17 Oktober 2026 pukul 08.35</w:t>
             </w:r>
           </w:p>
         </w:tc>
         <w:tc>
           <w:tcPr>
-            <w:tcW w:w="2080" w:type="dxa"/>
-          </w:tcPr>
-          <w:p>
-            <w:pPr>
-              <w:spacing w:after="0"/>
-            </w:pPr>
-            <w:r>
+            <w:tcW w:w="1960" w:type="dxa"/>
+          </w:tcPr>
+          <w:p>
+            <w:pPr>
+              <w:spacing w:after="0"/>
+            </w:pPr>
+            <w:r>
+              <w:rPr>
+                <w:sz w:val="19"/>
+                <w:szCs w:val="19"/>
+              </w:rPr>
               <w:t xml:space="preserve">Soal 4 (DEMO-ESA-001) kriteria C3</w:t>
             </w:r>
           </w:p>
         </w:tc>
         <w:tc>
           <w:tcPr>
-            <w:tcW w:w="832" w:type="dxa"/>
-          </w:tcPr>
-          <w:p>
-            <w:pPr>
-              <w:spacing w:after="0"/>
-            </w:pPr>
-            <w:r>
+            <w:tcW w:w="1065" w:type="dxa"/>
+          </w:tcPr>
+          <w:p>
+            <w:pPr>
+              <w:spacing w:after="0"/>
+            </w:pPr>
+            <w:r>
+              <w:rPr>
+                <w:sz w:val="19"/>
+                <w:szCs w:val="19"/>
+              </w:rPr>
               <w:t xml:space="preserve">1,50</w:t>
             </w:r>
           </w:p>
         </w:tc>
         <w:tc>
           <w:tcPr>
-            <w:tcW w:w="832" w:type="dxa"/>
-          </w:tcPr>
-          <w:p>
-            <w:pPr>
-              <w:spacing w:after="0"/>
-            </w:pPr>
-            <w:r>
+            <w:tcW w:w="1065" w:type="dxa"/>
+          </w:tcPr>
+          <w:p>
+            <w:pPr>
+              <w:spacing w:after="0"/>
+            </w:pPr>
+            <w:r>
+              <w:rPr>
+                <w:sz w:val="19"/>
+                <w:szCs w:val="19"/>
+              </w:rPr>
               <w:t xml:space="preserve">2,00</w:t>
             </w:r>
           </w:p>
         </w:tc>
         <w:tc>
           <w:tcPr>
-            <w:tcW w:w="2773" w:type="dxa"/>
-          </w:tcPr>
-          <w:p>
-            <w:pPr>
-              <w:spacing w:after="0"/>
-            </w:pPr>
-            <w:r>
+            <w:tcW w:w="2607" w:type="dxa"/>
+          </w:tcPr>
+          <w:p>
+            <w:pPr>
+              <w:spacing w:after="0"/>
+            </w:pPr>
+            <w:r>
+              <w:rPr>
+                <w:sz w:val="19"/>
+                <w:szCs w:val="19"/>
+              </w:rPr>
               <w:t xml:space="preserve">Contoh koreksi: keempat ukuran relevan untuk agribisnis.</w:t>
             </w:r>
           </w:p>
         </w:tc>
         <w:tc>
           <w:tcPr>
-            <w:tcW w:w="1386" w:type="dxa"/>
-          </w:tcPr>
-          <w:p>
-            <w:pPr>
-              <w:spacing w:after="0"/>
-            </w:pPr>
-            <w:r>
+            <w:tcW w:w="1308" w:type="dxa"/>
+          </w:tcPr>
+          <w:p>
+            <w:pPr>
+              <w:spacing w:after="0"/>
+            </w:pPr>
+            <w:r>
+              <w:rPr>
+                <w:sz w:val="19"/>
+                <w:szCs w:val="19"/>
+              </w:rPr>
               <w:t xml:space="preserve">Berlaku</w:t>
             </w:r>
           </w:p>
@@ -5539,11 +6686,58 @@
       </w:r>
     </w:p>
     <w:sectPr>
+      <w:footerReference w:type="default" r:id="rId2"/>
       <w:pgSz w:w="11906" w:h="16838"/>
       <w:pgMar w:top="1134" w:right="1134" w:bottom="1134" w:left="1134" w:header="567" w:footer="567" w:gutter="0"/>
     </w:sectPr>
   </w:body>
 </w:document>
+</file>
+
+<file path=word/footer1.xml><?xml version="1.0" encoding="utf-8"?>
+<w:ftr xmlns:w="http://schemas.openxmlformats.org/wordprocessingml/2006/main" xmlns:r="http://schemas.openxmlformats.org/officeDocument/2006/relationships">
+  <w:p>
+    <w:pPr>
+      <w:jc w:val="center"/>
+    </w:pPr>
+    <w:r>
+      <w:rPr>
+        <w:color w:val="555E6B"/>
+        <w:sz w:val="16"/>
+        <w:szCs w:val="16"/>
+      </w:rPr>
+      <w:t xml:space="preserve">Laporan &amp; Pembahasan · ID sesi demo-20261017-99d81897 · Halaman </w:t>
+    </w:r>
+    <w:fldSimple w:instr=" PAGE ">
+      <w:r>
+        <w:rPr>
+          <w:color w:val="555E6B"/>
+          <w:sz w:val="16"/>
+          <w:szCs w:val="16"/>
+        </w:rPr>
+        <w:t xml:space="preserve">1</w:t>
+      </w:r>
+    </w:fldSimple>
+    <w:r>
+      <w:rPr>
+        <w:color w:val="555E6B"/>
+        <w:sz w:val="16"/>
+        <w:szCs w:val="16"/>
+      </w:rPr>
+      <w:t xml:space="preserve"> dari </w:t>
+    </w:r>
+    <w:fldSimple w:instr=" NUMPAGES ">
+      <w:r>
+        <w:rPr>
+          <w:color w:val="555E6B"/>
+          <w:sz w:val="16"/>
+          <w:szCs w:val="16"/>
+        </w:rPr>
+        <w:t xml:space="preserve">1</w:t>
+      </w:r>
+    </w:fldSimple>
+  </w:p>
+</w:ftr>
 </file>
 
 <file path=word/styles.xml><?xml version="1.0" encoding="utf-8"?>
